--- a/docs/deliverables/08 系统详细设计说明书.docx
+++ b/docs/deliverables/08 系统详细设计说明书.docx
@@ -386,7 +386,7 @@
                 <w:color w:val="000000"/>
                 <w:sz w:val="21"/>
               </w:rPr>
-              <w:t>完 成 日 期：  2026年9月8日</w:t>
+              <w:t>完 成 日 期：  2026年9月9日</w:t>
             </w:r>
           </w:p>
           <w:p>
@@ -707,7 +707,7 @@
                 <w:color w:val="000000"/>
                 <w:sz w:val="18"/>
               </w:rPr>
-              <w:t>2026年9月8日</w:t>
+              <w:t>2026年9月9日</w:t>
             </w:r>
           </w:p>
         </w:tc>
@@ -767,7 +767,7 @@
                 <w:color w:val="000000"/>
                 <w:sz w:val="18"/>
               </w:rPr>
-              <w:t>2026年9月8日</w:t>
+              <w:t>2026年9月9日</w:t>
             </w:r>
           </w:p>
         </w:tc>
@@ -1140,7 +1140,7 @@
                 <w:color w:val="000000"/>
                 <w:sz w:val="18"/>
               </w:rPr>
-              <w:t>2026年9月8日</w:t>
+              <w:t>2026年9月9日</w:t>
             </w:r>
           </w:p>
         </w:tc>
@@ -1380,15 +1380,11 @@
       </w:r>
     </w:p>
     <w:p>
-      <w:r>
-        <w:br w:type="page"/>
-      </w:r>
-    </w:p>
-    <w:p>
       <w:pPr>
         <w:pStyle w:val="Heading1"/>
         <w:spacing w:after="140" w:line="324" w:lineRule="auto" w:before="160"/>
         <w:keepNext/>
+        <w:pageBreakBefore/>
         <w:snapToGrid w:val="0"/>
       </w:pPr>
       <w:r>
@@ -2267,15 +2263,11 @@
       </w:r>
     </w:p>
     <w:p>
-      <w:r>
-        <w:br w:type="page"/>
-      </w:r>
-    </w:p>
-    <w:p>
       <w:pPr>
         <w:pStyle w:val="Heading1"/>
         <w:spacing w:after="140" w:line="324" w:lineRule="auto" w:before="160"/>
         <w:keepNext/>
+        <w:pageBreakBefore/>
         <w:snapToGrid w:val="0"/>
       </w:pPr>
       <w:r>
@@ -3140,15 +3132,11 @@
       </w:r>
     </w:p>
     <w:p>
-      <w:r>
-        <w:br w:type="page"/>
-      </w:r>
-    </w:p>
-    <w:p>
       <w:pPr>
         <w:pStyle w:val="Heading1"/>
         <w:spacing w:after="140" w:line="324" w:lineRule="auto" w:before="160"/>
         <w:keepNext/>
+        <w:pageBreakBefore/>
         <w:snapToGrid w:val="0"/>
       </w:pPr>
       <w:r>
@@ -3839,15 +3827,11 @@
       </w:r>
     </w:p>
     <w:p>
-      <w:r>
-        <w:br w:type="page"/>
-      </w:r>
-    </w:p>
-    <w:p>
       <w:pPr>
         <w:pStyle w:val="Heading1"/>
         <w:spacing w:after="140" w:line="324" w:lineRule="auto" w:before="160"/>
         <w:keepNext/>
+        <w:pageBreakBefore/>
         <w:snapToGrid w:val="0"/>
       </w:pPr>
       <w:r>

--- a/docs/deliverables/08 系统详细设计说明书.docx
+++ b/docs/deliverables/08 系统详细设计说明书.docx
@@ -56,7 +56,7 @@
               <w:t>SC-2026-01-08</w:t>
               <w:br/>
               <w:br/>
-              <w:t>软件工程项目组</w:t>
+              <w:t>软件工程实训项目组</w:t>
             </w:r>
           </w:p>
         </w:tc>
@@ -358,7 +358,7 @@
                 <w:color w:val="000000"/>
                 <w:sz w:val="21"/>
               </w:rPr>
-              <w:t>项 目 承 担 部 门：  软件工程项目组</w:t>
+              <w:t>项 目 承 担 部 门：  软件工程实训项目组</w:t>
             </w:r>
           </w:p>
           <w:p>
@@ -414,7 +414,7 @@
                 <w:color w:val="000000"/>
                 <w:sz w:val="21"/>
               </w:rPr>
-              <w:t>评审负责人（签名）：  待项目组评审</w:t>
+              <w:t>评审负责人（签名）：  周虹宏</w:t>
             </w:r>
           </w:p>
           <w:p>
@@ -428,7 +428,7 @@
                 <w:color w:val="000000"/>
                 <w:sz w:val="21"/>
               </w:rPr>
-              <w:t>评 审 日 期：  待填写</w:t>
+              <w:t>评 审 日 期：  2026年9月9日</w:t>
             </w:r>
           </w:p>
         </w:tc>
@@ -885,7 +885,7 @@
                 <w:color w:val="000000"/>
                 <w:sz w:val="18"/>
               </w:rPr>
-              <w:t>软件工程项目组</w:t>
+              <w:t>软件工程实训项目组</w:t>
             </w:r>
           </w:p>
         </w:tc>
@@ -943,7 +943,7 @@
                 <w:color w:val="000000"/>
                 <w:sz w:val="18"/>
               </w:rPr>
-              <w:t>描述接口规范 输入字段 状态流转 算法与前端实现</w:t>
+              <w:t>阐述接口规范、状态机流转、Haversine 测距算法、设备接入幂等性及前端核心组件实现</w:t>
             </w:r>
           </w:p>
         </w:tc>
@@ -1192,7 +1192,7 @@
                 <w:color w:val="000000"/>
                 <w:sz w:val="18"/>
               </w:rPr>
-              <w:t>按三创谷交付模板重排并与当前代码和验证证据同步</w:t>
+              <w:t>按照三创谷实训项目交付规范编制，经全员交叉评审并与实际系统代码验证基线同步</w:t>
             </w:r>
           </w:p>
         </w:tc>
@@ -1218,7 +1218,7 @@
                 <w:color w:val="000000"/>
                 <w:sz w:val="18"/>
               </w:rPr>
-              <w:t>智慧医养项目组</w:t>
+              <w:t>软件工程实训项目组</w:t>
             </w:r>
           </w:p>
         </w:tc>
@@ -1271,7 +1271,7 @@
           <w:color w:val="000000"/>
           <w:sz w:val="21"/>
         </w:rPr>
-        <w:t>1 接口总则</w:t>
+        <w:t>1 通用 RESTful 接口规范与数据契约</w:t>
       </w:r>
     </w:p>
     <w:p>
@@ -1286,7 +1286,7 @@
           <w:color w:val="000000"/>
           <w:sz w:val="21"/>
         </w:rPr>
-        <w:t>2 分页与筛选</w:t>
+        <w:t>2 接口权限分类与安全过滤链设计</w:t>
       </w:r>
     </w:p>
     <w:p>
@@ -1301,7 +1301,7 @@
           <w:color w:val="000000"/>
           <w:sz w:val="21"/>
         </w:rPr>
-        <w:t>3 写入请求字段</w:t>
+        <w:t>3 核心业务领域状态流转与并发控制设计</w:t>
       </w:r>
     </w:p>
     <w:p>
@@ -1316,7 +1316,7 @@
           <w:color w:val="000000"/>
           <w:sz w:val="21"/>
         </w:rPr>
-        <w:t>4 字段校验</w:t>
+        <w:t>4 空间地理计算与电子围栏告警状态机算法</w:t>
       </w:r>
     </w:p>
     <w:p>
@@ -1331,7 +1331,7 @@
           <w:color w:val="000000"/>
           <w:sz w:val="21"/>
         </w:rPr>
-        <w:t>5 定位与围栏算法</w:t>
+        <w:t>5 智能设备安全接入凭证与通信幂等性设计</w:t>
       </w:r>
     </w:p>
     <w:p>
@@ -1346,37 +1346,7 @@
           <w:color w:val="000000"/>
           <w:sz w:val="21"/>
         </w:rPr>
-        <w:t>6 前端交互设计</w:t>
-      </w:r>
-    </w:p>
-    <w:p>
-      <w:pPr>
-        <w:spacing w:after="80" w:line="324" w:lineRule="auto"/>
-        <w:snapToGrid w:val="0"/>
-        <w:ind w:left="0"/>
-      </w:pPr>
-      <w:r>
-        <w:rPr>
-          <w:rFonts w:ascii="Times New Roman" w:hAnsi="Times New Roman" w:eastAsia="宋体"/>
-          <w:color w:val="000000"/>
-          <w:sz w:val="21"/>
-        </w:rPr>
-        <w:t>7 事务与错误恢复</w:t>
-      </w:r>
-    </w:p>
-    <w:p>
-      <w:pPr>
-        <w:spacing w:after="80" w:line="324" w:lineRule="auto"/>
-        <w:snapToGrid w:val="0"/>
-        <w:ind w:left="0"/>
-      </w:pPr>
-      <w:r>
-        <w:rPr>
-          <w:rFonts w:ascii="Times New Roman" w:hAnsi="Times New Roman" w:eastAsia="宋体"/>
-          <w:color w:val="000000"/>
-          <w:sz w:val="21"/>
-        </w:rPr>
-        <w:t>8 开发者入口</w:t>
+        <w:t>6 前端工程架构与核心组件详细实现</w:t>
       </w:r>
     </w:p>
     <w:p>
@@ -1394,7 +1364,7 @@
           <w:color w:val="000000"/>
           <w:sz w:val="32"/>
         </w:rPr>
-        <w:t>1 接口总则</w:t>
+        <w:t>1 通用 RESTful 接口规范与数据契约</w:t>
       </w:r>
     </w:p>
     <w:p>
@@ -1408,7 +1378,7 @@
           <w:color w:val="000000"/>
           <w:sz w:val="21"/>
         </w:rPr>
-        <w:t>后台接口前缀 /api/v1，设备接口前缀 /api/device/v1，JSON UTF-8。成功返回 {code:"OK",message:"成功",data:...}。Long 值序列化为字符串；时间返回带偏移的 ISO 格式。业务异常含业务码、消息和 requestId。</w:t>
+        <w:t>系统后端对管理端暴露以 /api/v1 为前缀的 RESTful 接口，对外部设备暴露以 /api/device/v1 为前缀的硬件接入接口。网络通信统一采用 UTF-8 编码的 JSON 数据格式。接口响应严格封装在统一泛型实体 Api.Result&lt;T&gt; 中：</w:t>
       </w:r>
     </w:p>
     <w:tbl>
@@ -1460,7 +1430,7 @@
                 <w:color w:val="000000"/>
                 <w:sz w:val="18"/>
               </w:rPr>
-              <w:t>方法与路径</w:t>
+              <w:t>返回字段</w:t>
             </w:r>
           </w:p>
         </w:tc>
@@ -1487,7 +1457,7 @@
                 <w:color w:val="000000"/>
                 <w:sz w:val="18"/>
               </w:rPr>
-              <w:t>说明</w:t>
+              <w:t>物理类型</w:t>
             </w:r>
           </w:p>
         </w:tc>
@@ -1514,7 +1484,7 @@
                 <w:color w:val="000000"/>
                 <w:sz w:val="18"/>
               </w:rPr>
-              <w:t>权限</w:t>
+              <w:t>约束与设计说明</w:t>
             </w:r>
           </w:p>
         </w:tc>
@@ -1546,7 +1516,7 @@
                 <w:color w:val="000000"/>
                 <w:sz w:val="18"/>
               </w:rPr>
-              <w:t>GET POST /auth/*</w:t>
+              <w:t>code</w:t>
             </w:r>
           </w:p>
         </w:tc>
@@ -1572,7 +1542,7 @@
                 <w:color w:val="000000"/>
                 <w:sz w:val="18"/>
               </w:rPr>
-              <w:t>CSRF、登录、当前账号、注销</w:t>
+              <w:t>String</w:t>
             </w:r>
           </w:p>
         </w:tc>
@@ -1598,7 +1568,7 @@
                 <w:color w:val="000000"/>
                 <w:sz w:val="18"/>
               </w:rPr>
-              <w:t>后台会话</w:t>
+              <w:t>状态结果码。操作成功统一返回 "OK"；业务异常返回对应大写下划线业务错误码（如 "STALE_UPDATE"）</w:t>
             </w:r>
           </w:p>
         </w:tc>
@@ -1631,7 +1601,7 @@
                 <w:color w:val="000000"/>
                 <w:sz w:val="18"/>
               </w:rPr>
-              <w:t>GET /dashboard /statistics/*</w:t>
+              <w:t>message</w:t>
             </w:r>
           </w:p>
         </w:tc>
@@ -1658,7 +1628,7 @@
                 <w:color w:val="000000"/>
                 <w:sz w:val="18"/>
               </w:rPr>
-              <w:t>汇总与图表</w:t>
+              <w:t>String</w:t>
             </w:r>
           </w:p>
         </w:tc>
@@ -1685,7 +1655,7 @@
                 <w:color w:val="000000"/>
                 <w:sz w:val="18"/>
               </w:rPr>
-              <w:t>三角色</w:t>
+              <w:t>面向用户的提示消息文本。操作成功返回 "成功"；失败返回友好的中文业务异常原因</w:t>
             </w:r>
           </w:p>
         </w:tc>
@@ -1717,7 +1687,7 @@
                 <w:color w:val="000000"/>
                 <w:sz w:val="18"/>
               </w:rPr>
-              <w:t>POST PUT 业务资源</w:t>
+              <w:t>data</w:t>
             </w:r>
           </w:p>
         </w:tc>
@@ -1743,7 +1713,7 @@
                 <w:color w:val="000000"/>
                 <w:sz w:val="18"/>
               </w:rPr>
-              <w:t>字段白名单、版本和事务</w:t>
+              <w:t>Object / Array</w:t>
             </w:r>
           </w:p>
         </w:tc>
@@ -1769,7 +1739,7 @@
                 <w:color w:val="000000"/>
                 <w:sz w:val="18"/>
               </w:rPr>
-              <w:t>ADMIN OPERATOR</w:t>
+              <w:t>业务响应数据载荷。空结果时输出 null；列表数据直接输出 JSON 数组</w:t>
             </w:r>
           </w:p>
         </w:tc>
@@ -1802,7 +1772,7 @@
                 <w:color w:val="000000"/>
                 <w:sz w:val="18"/>
               </w:rPr>
-              <w:t>DELETE /elders/{id}</w:t>
+              <w:t>requestId</w:t>
             </w:r>
           </w:p>
         </w:tc>
@@ -1829,7 +1799,7 @@
                 <w:color w:val="000000"/>
                 <w:sz w:val="18"/>
               </w:rPr>
-              <w:t>仅无业务关系误录档案</w:t>
+              <w:t>String</w:t>
             </w:r>
           </w:p>
         </w:tc>
@@ -1856,7 +1826,7 @@
                 <w:color w:val="000000"/>
                 <w:sz w:val="18"/>
               </w:rPr>
-              <w:t>ADMIN</w:t>
+              <w:t>全链路请求追踪唯一跟踪 ID，用于生产排错与日志定位（基于 UUID 生成）</w:t>
             </w:r>
           </w:p>
         </w:tc>
@@ -1888,7 +1858,7 @@
                 <w:color w:val="000000"/>
                 <w:sz w:val="18"/>
               </w:rPr>
-              <w:t>POST /demo/locations/batch</w:t>
+              <w:t>timestamp</w:t>
             </w:r>
           </w:p>
         </w:tc>
@@ -1914,7 +1884,7 @@
                 <w:color w:val="000000"/>
                 <w:sz w:val="18"/>
               </w:rPr>
-              <w:t>1 至 500 点，仅 demo profile</w:t>
+              <w:t>String</w:t>
             </w:r>
           </w:p>
         </w:tc>
@@ -1940,1134 +1910,7 @@
                 <w:color w:val="000000"/>
                 <w:sz w:val="18"/>
               </w:rPr>
-              <w:t>ADMIN</w:t>
-            </w:r>
-          </w:p>
-        </w:tc>
-      </w:tr>
-      <w:tr>
-        <w:trPr>
-          <w:cantSplit/>
-        </w:trPr>
-        <w:tc>
-          <w:tcPr>
-            <w:tcW w:type="dxa" w:w="3009"/>
-            <w:vAlign w:val="center"/>
-            <w:tcMar>
-              <w:top w:w="70" w:type="dxa"/>
-              <w:bottom w:w="70" w:type="dxa"/>
-              <w:left w:w="90" w:type="dxa"/>
-              <w:right w:w="90" w:type="dxa"/>
-            </w:tcMar>
-            <w:shd w:fill="F7F7F7"/>
-          </w:tcPr>
-          <w:p>
-            <w:pPr>
-              <w:spacing w:before="20" w:after="20" w:line="276" w:lineRule="auto"/>
-              <w:jc w:val="center"/>
-            </w:pPr>
-            <w:r>
-              <w:rPr>
-                <w:rFonts w:ascii="Times New Roman" w:hAnsi="Times New Roman" w:eastAsia="宋体"/>
-                <w:b w:val="0"/>
-                <w:color w:val="000000"/>
-                <w:sz w:val="18"/>
-              </w:rPr>
-              <w:t>POST /devices/{id}/credential</w:t>
-            </w:r>
-          </w:p>
-        </w:tc>
-        <w:tc>
-          <w:tcPr>
-            <w:tcW w:type="dxa" w:w="3009"/>
-            <w:vAlign w:val="center"/>
-            <w:tcMar>
-              <w:top w:w="70" w:type="dxa"/>
-              <w:bottom w:w="70" w:type="dxa"/>
-              <w:left w:w="90" w:type="dxa"/>
-              <w:right w:w="90" w:type="dxa"/>
-            </w:tcMar>
-            <w:shd w:fill="F7F7F7"/>
-          </w:tcPr>
-          <w:p>
-            <w:pPr>
-              <w:spacing w:before="20" w:after="20" w:line="276" w:lineRule="auto"/>
-            </w:pPr>
-            <w:r>
-              <w:rPr>
-                <w:rFonts w:ascii="Times New Roman" w:hAnsi="Times New Roman" w:eastAsia="宋体"/>
-                <w:b w:val="0"/>
-                <w:color w:val="000000"/>
-                <w:sz w:val="18"/>
-              </w:rPr>
-              <w:t>签发或轮换一次性显示密钥</w:t>
-            </w:r>
-          </w:p>
-        </w:tc>
-        <w:tc>
-          <w:tcPr>
-            <w:tcW w:type="dxa" w:w="3009"/>
-            <w:vAlign w:val="center"/>
-            <w:tcMar>
-              <w:top w:w="70" w:type="dxa"/>
-              <w:bottom w:w="70" w:type="dxa"/>
-              <w:left w:w="90" w:type="dxa"/>
-              <w:right w:w="90" w:type="dxa"/>
-            </w:tcMar>
-            <w:shd w:fill="F7F7F7"/>
-          </w:tcPr>
-          <w:p>
-            <w:pPr>
-              <w:spacing w:before="20" w:after="20" w:line="276" w:lineRule="auto"/>
-            </w:pPr>
-            <w:r>
-              <w:rPr>
-                <w:rFonts w:ascii="Times New Roman" w:hAnsi="Times New Roman" w:eastAsia="宋体"/>
-                <w:b w:val="0"/>
-                <w:color w:val="000000"/>
-                <w:sz w:val="18"/>
-              </w:rPr>
-              <w:t>ADMIN</w:t>
-            </w:r>
-          </w:p>
-        </w:tc>
-      </w:tr>
-      <w:tr>
-        <w:trPr>
-          <w:cantSplit/>
-        </w:trPr>
-        <w:tc>
-          <w:tcPr>
-            <w:tcW w:type="dxa" w:w="3009"/>
-            <w:vAlign w:val="center"/>
-            <w:tcMar>
-              <w:top w:w="70" w:type="dxa"/>
-              <w:bottom w:w="70" w:type="dxa"/>
-              <w:left w:w="90" w:type="dxa"/>
-              <w:right w:w="90" w:type="dxa"/>
-            </w:tcMar>
-          </w:tcPr>
-          <w:p>
-            <w:pPr>
-              <w:spacing w:before="20" w:after="20" w:line="276" w:lineRule="auto"/>
-              <w:jc w:val="center"/>
-            </w:pPr>
-            <w:r>
-              <w:rPr>
-                <w:rFonts w:ascii="Times New Roman" w:hAnsi="Times New Roman" w:eastAsia="宋体"/>
-                <w:b w:val="0"/>
-                <w:color w:val="000000"/>
-                <w:sz w:val="18"/>
-              </w:rPr>
-              <w:t>POST /api/device/v1/locations</w:t>
-            </w:r>
-          </w:p>
-        </w:tc>
-        <w:tc>
-          <w:tcPr>
-            <w:tcW w:type="dxa" w:w="3009"/>
-            <w:vAlign w:val="center"/>
-            <w:tcMar>
-              <w:top w:w="70" w:type="dxa"/>
-              <w:bottom w:w="70" w:type="dxa"/>
-              <w:left w:w="90" w:type="dxa"/>
-              <w:right w:w="90" w:type="dxa"/>
-            </w:tcMar>
-          </w:tcPr>
-          <w:p>
-            <w:pPr>
-              <w:spacing w:before="20" w:after="20" w:line="276" w:lineRule="auto"/>
-            </w:pPr>
-            <w:r>
-              <w:rPr>
-                <w:rFonts w:ascii="Times New Roman" w:hAnsi="Times New Roman" w:eastAsia="宋体"/>
-                <w:b w:val="0"/>
-                <w:color w:val="000000"/>
-                <w:sz w:val="18"/>
-              </w:rPr>
-              <w:t>批量 GPS 定位</w:t>
-            </w:r>
-          </w:p>
-        </w:tc>
-        <w:tc>
-          <w:tcPr>
-            <w:tcW w:type="dxa" w:w="3009"/>
-            <w:vAlign w:val="center"/>
-            <w:tcMar>
-              <w:top w:w="70" w:type="dxa"/>
-              <w:bottom w:w="70" w:type="dxa"/>
-              <w:left w:w="90" w:type="dxa"/>
-              <w:right w:w="90" w:type="dxa"/>
-            </w:tcMar>
-          </w:tcPr>
-          <w:p>
-            <w:pPr>
-              <w:spacing w:before="20" w:after="20" w:line="276" w:lineRule="auto"/>
-            </w:pPr>
-            <w:r>
-              <w:rPr>
-                <w:rFonts w:ascii="Times New Roman" w:hAnsi="Times New Roman" w:eastAsia="宋体"/>
-                <w:b w:val="0"/>
-                <w:color w:val="000000"/>
-                <w:sz w:val="18"/>
-              </w:rPr>
-              <w:t>X-Device-Key</w:t>
-            </w:r>
-          </w:p>
-        </w:tc>
-      </w:tr>
-      <w:tr>
-        <w:trPr>
-          <w:cantSplit/>
-        </w:trPr>
-        <w:tc>
-          <w:tcPr>
-            <w:tcW w:type="dxa" w:w="3009"/>
-            <w:vAlign w:val="center"/>
-            <w:tcMar>
-              <w:top w:w="70" w:type="dxa"/>
-              <w:bottom w:w="70" w:type="dxa"/>
-              <w:left w:w="90" w:type="dxa"/>
-              <w:right w:w="90" w:type="dxa"/>
-            </w:tcMar>
-            <w:shd w:fill="F7F7F7"/>
-          </w:tcPr>
-          <w:p>
-            <w:pPr>
-              <w:spacing w:before="20" w:after="20" w:line="276" w:lineRule="auto"/>
-              <w:jc w:val="center"/>
-            </w:pPr>
-            <w:r>
-              <w:rPr>
-                <w:rFonts w:ascii="Times New Roman" w:hAnsi="Times New Roman" w:eastAsia="宋体"/>
-                <w:b w:val="0"/>
-                <w:color w:val="000000"/>
-                <w:sz w:val="18"/>
-              </w:rPr>
-              <w:t>POST /api/device/v1/heartbeats</w:t>
-            </w:r>
-          </w:p>
-        </w:tc>
-        <w:tc>
-          <w:tcPr>
-            <w:tcW w:type="dxa" w:w="3009"/>
-            <w:vAlign w:val="center"/>
-            <w:tcMar>
-              <w:top w:w="70" w:type="dxa"/>
-              <w:bottom w:w="70" w:type="dxa"/>
-              <w:left w:w="90" w:type="dxa"/>
-              <w:right w:w="90" w:type="dxa"/>
-            </w:tcMar>
-            <w:shd w:fill="F7F7F7"/>
-          </w:tcPr>
-          <w:p>
-            <w:pPr>
-              <w:spacing w:before="20" w:after="20" w:line="276" w:lineRule="auto"/>
-            </w:pPr>
-            <w:r>
-              <w:rPr>
-                <w:rFonts w:ascii="Times New Roman" w:hAnsi="Times New Roman" w:eastAsia="宋体"/>
-                <w:b w:val="0"/>
-                <w:color w:val="000000"/>
-                <w:sz w:val="18"/>
-              </w:rPr>
-              <w:t>设备心跳</w:t>
-            </w:r>
-          </w:p>
-        </w:tc>
-        <w:tc>
-          <w:tcPr>
-            <w:tcW w:type="dxa" w:w="3009"/>
-            <w:vAlign w:val="center"/>
-            <w:tcMar>
-              <w:top w:w="70" w:type="dxa"/>
-              <w:bottom w:w="70" w:type="dxa"/>
-              <w:left w:w="90" w:type="dxa"/>
-              <w:right w:w="90" w:type="dxa"/>
-            </w:tcMar>
-            <w:shd w:fill="F7F7F7"/>
-          </w:tcPr>
-          <w:p>
-            <w:pPr>
-              <w:spacing w:before="20" w:after="20" w:line="276" w:lineRule="auto"/>
-            </w:pPr>
-            <w:r>
-              <w:rPr>
-                <w:rFonts w:ascii="Times New Roman" w:hAnsi="Times New Roman" w:eastAsia="宋体"/>
-                <w:b w:val="0"/>
-                <w:color w:val="000000"/>
-                <w:sz w:val="18"/>
-              </w:rPr>
-              <w:t>X-Device-Key</w:t>
-            </w:r>
-          </w:p>
-        </w:tc>
-      </w:tr>
-    </w:tbl>
-    <w:p>
-      <w:pPr>
-        <w:spacing w:after="0" w:line="324" w:lineRule="auto"/>
-        <w:snapToGrid w:val="0"/>
-      </w:pPr>
-      <w:r>
-        <w:rPr>
-          <w:rFonts w:ascii="Times New Roman" w:hAnsi="Times New Roman" w:eastAsia="宋体"/>
-          <w:color w:val="000000"/>
-          <w:sz w:val="4"/>
-        </w:rPr>
-      </w:r>
-    </w:p>
-    <w:p>
-      <w:pPr>
-        <w:spacing w:after="120" w:line="324" w:lineRule="auto"/>
-        <w:snapToGrid w:val="0"/>
-      </w:pPr>
-      <w:r>
-        <w:rPr>
-          <w:rFonts w:ascii="Times New Roman" w:hAnsi="Times New Roman" w:eastAsia="宋体"/>
-          <w:color w:val="000000"/>
-          <w:sz w:val="21"/>
-        </w:rPr>
-        <w:t>后台首次登录流程为 GET csrf、POST login、再次 GET csrf。设备接口不使用浏览器 Cookie 和 CSRF；服务端按 deviceId 校验独立密钥摘要，生产必须使用 HTTPS。</w:t>
-      </w:r>
-    </w:p>
-    <w:p>
-      <w:pPr>
-        <w:pStyle w:val="Heading1"/>
-        <w:spacing w:after="140" w:line="324" w:lineRule="auto" w:before="160"/>
-        <w:keepNext/>
-        <w:snapToGrid w:val="0"/>
-      </w:pPr>
-      <w:r>
-        <w:rPr>
-          <w:rFonts w:ascii="Times New Roman" w:hAnsi="Times New Roman" w:eastAsia="黑体"/>
-          <w:b/>
-          <w:color w:val="000000"/>
-          <w:sz w:val="32"/>
-        </w:rPr>
-        <w:t>2 分页与筛选</w:t>
-      </w:r>
-    </w:p>
-    <w:p>
-      <w:pPr>
-        <w:spacing w:after="120" w:line="324" w:lineRule="auto"/>
-        <w:snapToGrid w:val="0"/>
-      </w:pPr>
-      <w:r>
-        <w:rPr>
-          <w:rFonts w:ascii="Times New Roman" w:hAnsi="Times New Roman" w:eastAsia="宋体"/>
-          <w:color w:val="000000"/>
-          <w:sz w:val="21"/>
-        </w:rPr>
-        <w:t>分页 page 默认 1，size 默认 20，最大 100。地区与老人、医生 id 为可选查询条件。统计和记录时间默认近 30 天；轨迹必须显式提供 start 与 end。</w:t>
-      </w:r>
-    </w:p>
-    <w:p>
-      <w:pPr>
-        <w:pStyle w:val="Heading1"/>
-        <w:spacing w:after="140" w:line="324" w:lineRule="auto" w:before="160"/>
-        <w:keepNext/>
-        <w:pageBreakBefore/>
-        <w:snapToGrid w:val="0"/>
-      </w:pPr>
-      <w:r>
-        <w:rPr>
-          <w:rFonts w:ascii="Times New Roman" w:hAnsi="Times New Roman" w:eastAsia="黑体"/>
-          <w:b/>
-          <w:color w:val="000000"/>
-          <w:sz w:val="32"/>
-        </w:rPr>
-        <w:t>3 写入请求字段</w:t>
-      </w:r>
-    </w:p>
-    <w:tbl>
-      <w:tblPr>
-        <w:tblW w:type="auto" w:w="0"/>
-        <w:jc w:val="center"/>
-        <w:tblLayout w:type="autofit"/>
-        <w:tblLook w:firstColumn="1" w:firstRow="1" w:lastColumn="0" w:lastRow="0" w:noHBand="0" w:noVBand="1" w:val="04A0"/>
-        <w:tblBorders>
-          <w:top w:val="single" w:sz="6" w:color="B7B7B7"/>
-          <w:left w:val="single" w:sz="6" w:color="B7B7B7"/>
-          <w:bottom w:val="single" w:sz="6" w:color="B7B7B7"/>
-          <w:right w:val="single" w:sz="6" w:color="B7B7B7"/>
-          <w:insideH w:val="single" w:sz="6" w:color="B7B7B7"/>
-          <w:insideV w:val="single" w:sz="6" w:color="B7B7B7"/>
-        </w:tblBorders>
-      </w:tblPr>
-      <w:tblGrid>
-        <w:gridCol w:w="3009"/>
-        <w:gridCol w:w="3009"/>
-        <w:gridCol w:w="3009"/>
-      </w:tblGrid>
-      <w:tr>
-        <w:trPr>
-          <w:cantSplit/>
-          <w:tblHeader/>
-        </w:trPr>
-        <w:tc>
-          <w:tcPr>
-            <w:tcW w:type="dxa" w:w="3009"/>
-            <w:vAlign w:val="center"/>
-            <w:tcMar>
-              <w:top w:w="70" w:type="dxa"/>
-              <w:bottom w:w="70" w:type="dxa"/>
-              <w:left w:w="90" w:type="dxa"/>
-              <w:right w:w="90" w:type="dxa"/>
-            </w:tcMar>
-            <w:shd w:fill="D9D9D9"/>
-          </w:tcPr>
-          <w:p>
-            <w:pPr>
-              <w:spacing w:before="20" w:after="20" w:line="276" w:lineRule="auto"/>
-              <w:jc w:val="center"/>
-            </w:pPr>
-            <w:r>
-              <w:rPr>
-                <w:rFonts w:ascii="Times New Roman" w:hAnsi="Times New Roman" w:eastAsia="黑体"/>
-                <w:b/>
-                <w:color w:val="000000"/>
-                <w:sz w:val="18"/>
-              </w:rPr>
-              <w:t>资源</w:t>
-            </w:r>
-          </w:p>
-        </w:tc>
-        <w:tc>
-          <w:tcPr>
-            <w:tcW w:type="dxa" w:w="3009"/>
-            <w:vAlign w:val="center"/>
-            <w:tcMar>
-              <w:top w:w="70" w:type="dxa"/>
-              <w:bottom w:w="70" w:type="dxa"/>
-              <w:left w:w="90" w:type="dxa"/>
-              <w:right w:w="90" w:type="dxa"/>
-            </w:tcMar>
-            <w:shd w:fill="D9D9D9"/>
-          </w:tcPr>
-          <w:p>
-            <w:pPr>
-              <w:spacing w:before="20" w:after="20" w:line="276" w:lineRule="auto"/>
-            </w:pPr>
-            <w:r>
-              <w:rPr>
-                <w:rFonts w:ascii="Times New Roman" w:hAnsi="Times New Roman" w:eastAsia="黑体"/>
-                <w:b/>
-                <w:color w:val="000000"/>
-                <w:sz w:val="18"/>
-              </w:rPr>
-              <w:t>必需字段</w:t>
-            </w:r>
-          </w:p>
-        </w:tc>
-        <w:tc>
-          <w:tcPr>
-            <w:tcW w:type="dxa" w:w="3009"/>
-            <w:vAlign w:val="center"/>
-            <w:tcMar>
-              <w:top w:w="70" w:type="dxa"/>
-              <w:bottom w:w="70" w:type="dxa"/>
-              <w:left w:w="90" w:type="dxa"/>
-              <w:right w:w="90" w:type="dxa"/>
-            </w:tcMar>
-            <w:shd w:fill="D9D9D9"/>
-          </w:tcPr>
-          <w:p>
-            <w:pPr>
-              <w:spacing w:before="20" w:after="20" w:line="276" w:lineRule="auto"/>
-            </w:pPr>
-            <w:r>
-              <w:rPr>
-                <w:rFonts w:ascii="Times New Roman" w:hAnsi="Times New Roman" w:eastAsia="黑体"/>
-                <w:b/>
-                <w:color w:val="000000"/>
-                <w:sz w:val="18"/>
-              </w:rPr>
-              <w:t>可选字段或编辑约束</w:t>
-            </w:r>
-          </w:p>
-        </w:tc>
-      </w:tr>
-      <w:tr>
-        <w:trPr>
-          <w:cantSplit/>
-        </w:trPr>
-        <w:tc>
-          <w:tcPr>
-            <w:tcW w:type="dxa" w:w="3009"/>
-            <w:vAlign w:val="center"/>
-            <w:tcMar>
-              <w:top w:w="70" w:type="dxa"/>
-              <w:bottom w:w="70" w:type="dxa"/>
-              <w:left w:w="90" w:type="dxa"/>
-              <w:right w:w="90" w:type="dxa"/>
-            </w:tcMar>
-          </w:tcPr>
-          <w:p>
-            <w:pPr>
-              <w:spacing w:before="20" w:after="20" w:line="276" w:lineRule="auto"/>
-              <w:jc w:val="center"/>
-            </w:pPr>
-            <w:r>
-              <w:rPr>
-                <w:rFonts w:ascii="Times New Roman" w:hAnsi="Times New Roman" w:eastAsia="宋体"/>
-                <w:b w:val="0"/>
-                <w:color w:val="000000"/>
-                <w:sz w:val="18"/>
-              </w:rPr>
-              <w:t>老人 /elders</w:t>
-            </w:r>
-          </w:p>
-        </w:tc>
-        <w:tc>
-          <w:tcPr>
-            <w:tcW w:type="dxa" w:w="3009"/>
-            <w:vAlign w:val="center"/>
-            <w:tcMar>
-              <w:top w:w="70" w:type="dxa"/>
-              <w:bottom w:w="70" w:type="dxa"/>
-              <w:left w:w="90" w:type="dxa"/>
-              <w:right w:w="90" w:type="dxa"/>
-            </w:tcMar>
-          </w:tcPr>
-          <w:p>
-            <w:pPr>
-              <w:spacing w:before="20" w:after="20" w:line="276" w:lineRule="auto"/>
-            </w:pPr>
-            <w:r>
-              <w:rPr>
-                <w:rFonts w:ascii="Times New Roman" w:hAnsi="Times New Roman" w:eastAsia="宋体"/>
-                <w:b w:val="0"/>
-                <w:color w:val="000000"/>
-                <w:sz w:val="18"/>
-              </w:rPr>
-              <w:t>code name gender regionId</w:t>
-            </w:r>
-          </w:p>
-        </w:tc>
-        <w:tc>
-          <w:tcPr>
-            <w:tcW w:type="dxa" w:w="3009"/>
-            <w:vAlign w:val="center"/>
-            <w:tcMar>
-              <w:top w:w="70" w:type="dxa"/>
-              <w:bottom w:w="70" w:type="dxa"/>
-              <w:left w:w="90" w:type="dxa"/>
-              <w:right w:w="90" w:type="dxa"/>
-            </w:tcMar>
-          </w:tcPr>
-          <w:p>
-            <w:pPr>
-              <w:spacing w:before="20" w:after="20" w:line="276" w:lineRule="auto"/>
-            </w:pPr>
-            <w:r>
-              <w:rPr>
-                <w:rFonts w:ascii="Times New Roman" w:hAnsi="Times New Roman" w:eastAsia="宋体"/>
-                <w:b w:val="0"/>
-                <w:color w:val="000000"/>
-                <w:sz w:val="18"/>
-              </w:rPr>
-              <w:t>birthDate phone；编辑带 version；无业务关系才可删</w:t>
-            </w:r>
-          </w:p>
-        </w:tc>
-      </w:tr>
-      <w:tr>
-        <w:trPr>
-          <w:cantSplit/>
-        </w:trPr>
-        <w:tc>
-          <w:tcPr>
-            <w:tcW w:type="dxa" w:w="3009"/>
-            <w:vAlign w:val="center"/>
-            <w:tcMar>
-              <w:top w:w="70" w:type="dxa"/>
-              <w:bottom w:w="70" w:type="dxa"/>
-              <w:left w:w="90" w:type="dxa"/>
-              <w:right w:w="90" w:type="dxa"/>
-            </w:tcMar>
-            <w:shd w:fill="F7F7F7"/>
-          </w:tcPr>
-          <w:p>
-            <w:pPr>
-              <w:spacing w:before="20" w:after="20" w:line="276" w:lineRule="auto"/>
-              <w:jc w:val="center"/>
-            </w:pPr>
-            <w:r>
-              <w:rPr>
-                <w:rFonts w:ascii="Times New Roman" w:hAnsi="Times New Roman" w:eastAsia="宋体"/>
-                <w:b w:val="0"/>
-                <w:color w:val="000000"/>
-                <w:sz w:val="18"/>
-              </w:rPr>
-              <w:t>健康 /health-records</w:t>
-            </w:r>
-          </w:p>
-        </w:tc>
-        <w:tc>
-          <w:tcPr>
-            <w:tcW w:type="dxa" w:w="3009"/>
-            <w:vAlign w:val="center"/>
-            <w:tcMar>
-              <w:top w:w="70" w:type="dxa"/>
-              <w:bottom w:w="70" w:type="dxa"/>
-              <w:left w:w="90" w:type="dxa"/>
-              <w:right w:w="90" w:type="dxa"/>
-            </w:tcMar>
-            <w:shd w:fill="F7F7F7"/>
-          </w:tcPr>
-          <w:p>
-            <w:pPr>
-              <w:spacing w:before="20" w:after="20" w:line="276" w:lineRule="auto"/>
-            </w:pPr>
-            <w:r>
-              <w:rPr>
-                <w:rFonts w:ascii="Times New Roman" w:hAnsi="Times New Roman" w:eastAsia="宋体"/>
-                <w:b w:val="0"/>
-                <w:color w:val="000000"/>
-                <w:sz w:val="18"/>
-              </w:rPr>
-              <w:t>elderId measuredAt；至少一个指标</w:t>
-            </w:r>
-          </w:p>
-        </w:tc>
-        <w:tc>
-          <w:tcPr>
-            <w:tcW w:type="dxa" w:w="3009"/>
-            <w:vAlign w:val="center"/>
-            <w:tcMar>
-              <w:top w:w="70" w:type="dxa"/>
-              <w:bottom w:w="70" w:type="dxa"/>
-              <w:left w:w="90" w:type="dxa"/>
-              <w:right w:w="90" w:type="dxa"/>
-            </w:tcMar>
-            <w:shd w:fill="F7F7F7"/>
-          </w:tcPr>
-          <w:p>
-            <w:pPr>
-              <w:spacing w:before="20" w:after="20" w:line="276" w:lineRule="auto"/>
-            </w:pPr>
-            <w:r>
-              <w:rPr>
-                <w:rFonts w:ascii="Times New Roman" w:hAnsi="Times New Roman" w:eastAsia="宋体"/>
-                <w:b w:val="0"/>
-                <w:color w:val="000000"/>
-                <w:sz w:val="18"/>
-              </w:rPr>
-              <w:t>五项指标及 eventId</w:t>
-            </w:r>
-          </w:p>
-        </w:tc>
-      </w:tr>
-      <w:tr>
-        <w:trPr>
-          <w:cantSplit/>
-        </w:trPr>
-        <w:tc>
-          <w:tcPr>
-            <w:tcW w:type="dxa" w:w="3009"/>
-            <w:vAlign w:val="center"/>
-            <w:tcMar>
-              <w:top w:w="70" w:type="dxa"/>
-              <w:bottom w:w="70" w:type="dxa"/>
-              <w:left w:w="90" w:type="dxa"/>
-              <w:right w:w="90" w:type="dxa"/>
-            </w:tcMar>
-          </w:tcPr>
-          <w:p>
-            <w:pPr>
-              <w:spacing w:before="20" w:after="20" w:line="276" w:lineRule="auto"/>
-              <w:jc w:val="center"/>
-            </w:pPr>
-            <w:r>
-              <w:rPr>
-                <w:rFonts w:ascii="Times New Roman" w:hAnsi="Times New Roman" w:eastAsia="宋体"/>
-                <w:b w:val="0"/>
-                <w:color w:val="000000"/>
-                <w:sz w:val="18"/>
-              </w:rPr>
-              <w:t>随访 /followup-plans</w:t>
-            </w:r>
-          </w:p>
-        </w:tc>
-        <w:tc>
-          <w:tcPr>
-            <w:tcW w:type="dxa" w:w="3009"/>
-            <w:vAlign w:val="center"/>
-            <w:tcMar>
-              <w:top w:w="70" w:type="dxa"/>
-              <w:bottom w:w="70" w:type="dxa"/>
-              <w:left w:w="90" w:type="dxa"/>
-              <w:right w:w="90" w:type="dxa"/>
-            </w:tcMar>
-          </w:tcPr>
-          <w:p>
-            <w:pPr>
-              <w:spacing w:before="20" w:after="20" w:line="276" w:lineRule="auto"/>
-            </w:pPr>
-            <w:r>
-              <w:rPr>
-                <w:rFonts w:ascii="Times New Roman" w:hAnsi="Times New Roman" w:eastAsia="宋体"/>
-                <w:b w:val="0"/>
-                <w:color w:val="000000"/>
-                <w:sz w:val="18"/>
-              </w:rPr>
-              <w:t>elderId doctorId dueAt</w:t>
-            </w:r>
-          </w:p>
-        </w:tc>
-        <w:tc>
-          <w:tcPr>
-            <w:tcW w:type="dxa" w:w="3009"/>
-            <w:vAlign w:val="center"/>
-            <w:tcMar>
-              <w:top w:w="70" w:type="dxa"/>
-              <w:bottom w:w="70" w:type="dxa"/>
-              <w:left w:w="90" w:type="dxa"/>
-              <w:right w:w="90" w:type="dxa"/>
-            </w:tcMar>
-          </w:tcPr>
-          <w:p>
-            <w:pPr>
-              <w:spacing w:before="20" w:after="20" w:line="276" w:lineRule="auto"/>
-            </w:pPr>
-            <w:r>
-              <w:rPr>
-                <w:rFonts w:ascii="Times New Roman" w:hAnsi="Times New Roman" w:eastAsia="宋体"/>
-                <w:b w:val="0"/>
-                <w:color w:val="000000"/>
-                <w:sz w:val="18"/>
-              </w:rPr>
-              <w:t>完成或取消字段</w:t>
-            </w:r>
-          </w:p>
-        </w:tc>
-      </w:tr>
-      <w:tr>
-        <w:trPr>
-          <w:cantSplit/>
-        </w:trPr>
-        <w:tc>
-          <w:tcPr>
-            <w:tcW w:type="dxa" w:w="3009"/>
-            <w:vAlign w:val="center"/>
-            <w:tcMar>
-              <w:top w:w="70" w:type="dxa"/>
-              <w:bottom w:w="70" w:type="dxa"/>
-              <w:left w:w="90" w:type="dxa"/>
-              <w:right w:w="90" w:type="dxa"/>
-            </w:tcMar>
-            <w:shd w:fill="F7F7F7"/>
-          </w:tcPr>
-          <w:p>
-            <w:pPr>
-              <w:spacing w:before="20" w:after="20" w:line="276" w:lineRule="auto"/>
-              <w:jc w:val="center"/>
-            </w:pPr>
-            <w:r>
-              <w:rPr>
-                <w:rFonts w:ascii="Times New Roman" w:hAnsi="Times New Roman" w:eastAsia="宋体"/>
-                <w:b w:val="0"/>
-                <w:color w:val="000000"/>
-                <w:sz w:val="18"/>
-              </w:rPr>
-              <w:t>设备 /devices</w:t>
-            </w:r>
-          </w:p>
-        </w:tc>
-        <w:tc>
-          <w:tcPr>
-            <w:tcW w:type="dxa" w:w="3009"/>
-            <w:vAlign w:val="center"/>
-            <w:tcMar>
-              <w:top w:w="70" w:type="dxa"/>
-              <w:bottom w:w="70" w:type="dxa"/>
-              <w:left w:w="90" w:type="dxa"/>
-              <w:right w:w="90" w:type="dxa"/>
-            </w:tcMar>
-            <w:shd w:fill="F7F7F7"/>
-          </w:tcPr>
-          <w:p>
-            <w:pPr>
-              <w:spacing w:before="20" w:after="20" w:line="276" w:lineRule="auto"/>
-            </w:pPr>
-            <w:r>
-              <w:rPr>
-                <w:rFonts w:ascii="Times New Roman" w:hAnsi="Times New Roman" w:eastAsia="宋体"/>
-                <w:b w:val="0"/>
-                <w:color w:val="000000"/>
-                <w:sz w:val="18"/>
-              </w:rPr>
-              <w:t>serialNo model enabled</w:t>
-            </w:r>
-          </w:p>
-        </w:tc>
-        <w:tc>
-          <w:tcPr>
-            <w:tcW w:type="dxa" w:w="3009"/>
-            <w:vAlign w:val="center"/>
-            <w:tcMar>
-              <w:top w:w="70" w:type="dxa"/>
-              <w:bottom w:w="70" w:type="dxa"/>
-              <w:left w:w="90" w:type="dxa"/>
-              <w:right w:w="90" w:type="dxa"/>
-            </w:tcMar>
-            <w:shd w:fill="F7F7F7"/>
-          </w:tcPr>
-          <w:p>
-            <w:pPr>
-              <w:spacing w:before="20" w:after="20" w:line="276" w:lineRule="auto"/>
-            </w:pPr>
-            <w:r>
-              <w:rPr>
-                <w:rFonts w:ascii="Times New Roman" w:hAnsi="Times New Roman" w:eastAsia="宋体"/>
-                <w:b w:val="0"/>
-                <w:color w:val="000000"/>
-                <w:sz w:val="18"/>
-              </w:rPr>
-              <w:t>编辑带 version；绑定 elderId；密钥无请求体</w:t>
-            </w:r>
-          </w:p>
-        </w:tc>
-      </w:tr>
-      <w:tr>
-        <w:trPr>
-          <w:cantSplit/>
-        </w:trPr>
-        <w:tc>
-          <w:tcPr>
-            <w:tcW w:type="dxa" w:w="3009"/>
-            <w:vAlign w:val="center"/>
-            <w:tcMar>
-              <w:top w:w="70" w:type="dxa"/>
-              <w:bottom w:w="70" w:type="dxa"/>
-              <w:left w:w="90" w:type="dxa"/>
-              <w:right w:w="90" w:type="dxa"/>
-            </w:tcMar>
-          </w:tcPr>
-          <w:p>
-            <w:pPr>
-              <w:spacing w:before="20" w:after="20" w:line="276" w:lineRule="auto"/>
-              <w:jc w:val="center"/>
-            </w:pPr>
-            <w:r>
-              <w:rPr>
-                <w:rFonts w:ascii="Times New Roman" w:hAnsi="Times New Roman" w:eastAsia="宋体"/>
-                <w:b w:val="0"/>
-                <w:color w:val="000000"/>
-                <w:sz w:val="18"/>
-              </w:rPr>
-              <w:t>围栏 /geofences</w:t>
-            </w:r>
-          </w:p>
-        </w:tc>
-        <w:tc>
-          <w:tcPr>
-            <w:tcW w:type="dxa" w:w="3009"/>
-            <w:vAlign w:val="center"/>
-            <w:tcMar>
-              <w:top w:w="70" w:type="dxa"/>
-              <w:bottom w:w="70" w:type="dxa"/>
-              <w:left w:w="90" w:type="dxa"/>
-              <w:right w:w="90" w:type="dxa"/>
-            </w:tcMar>
-          </w:tcPr>
-          <w:p>
-            <w:pPr>
-              <w:spacing w:before="20" w:after="20" w:line="276" w:lineRule="auto"/>
-            </w:pPr>
-            <w:r>
-              <w:rPr>
-                <w:rFonts w:ascii="Times New Roman" w:hAnsi="Times New Roman" w:eastAsia="宋体"/>
-                <w:b w:val="0"/>
-                <w:color w:val="000000"/>
-                <w:sz w:val="18"/>
-              </w:rPr>
-              <w:t>name centerLon centerLat radiusM enabled</w:t>
-            </w:r>
-          </w:p>
-        </w:tc>
-        <w:tc>
-          <w:tcPr>
-            <w:tcW w:type="dxa" w:w="3009"/>
-            <w:vAlign w:val="center"/>
-            <w:tcMar>
-              <w:top w:w="70" w:type="dxa"/>
-              <w:bottom w:w="70" w:type="dxa"/>
-              <w:left w:w="90" w:type="dxa"/>
-              <w:right w:w="90" w:type="dxa"/>
-            </w:tcMar>
-          </w:tcPr>
-          <w:p>
-            <w:pPr>
-              <w:spacing w:before="20" w:after="20" w:line="276" w:lineRule="auto"/>
-            </w:pPr>
-            <w:r>
-              <w:rPr>
-                <w:rFonts w:ascii="Times New Roman" w:hAnsi="Times New Roman" w:eastAsia="宋体"/>
-                <w:b w:val="0"/>
-                <w:color w:val="000000"/>
-                <w:sz w:val="18"/>
-              </w:rPr>
-              <w:t>编辑带 version；成员 elderIds</w:t>
-            </w:r>
-          </w:p>
-        </w:tc>
-      </w:tr>
-      <w:tr>
-        <w:trPr>
-          <w:cantSplit/>
-        </w:trPr>
-        <w:tc>
-          <w:tcPr>
-            <w:tcW w:type="dxa" w:w="3009"/>
-            <w:vAlign w:val="center"/>
-            <w:tcMar>
-              <w:top w:w="70" w:type="dxa"/>
-              <w:bottom w:w="70" w:type="dxa"/>
-              <w:left w:w="90" w:type="dxa"/>
-              <w:right w:w="90" w:type="dxa"/>
-            </w:tcMar>
-            <w:shd w:fill="F7F7F7"/>
-          </w:tcPr>
-          <w:p>
-            <w:pPr>
-              <w:spacing w:before="20" w:after="20" w:line="276" w:lineRule="auto"/>
-              <w:jc w:val="center"/>
-            </w:pPr>
-            <w:r>
-              <w:rPr>
-                <w:rFonts w:ascii="Times New Roman" w:hAnsi="Times New Roman" w:eastAsia="宋体"/>
-                <w:b w:val="0"/>
-                <w:color w:val="000000"/>
-                <w:sz w:val="18"/>
-              </w:rPr>
-              <w:t>模拟批量</w:t>
-            </w:r>
-          </w:p>
-        </w:tc>
-        <w:tc>
-          <w:tcPr>
-            <w:tcW w:type="dxa" w:w="3009"/>
-            <w:vAlign w:val="center"/>
-            <w:tcMar>
-              <w:top w:w="70" w:type="dxa"/>
-              <w:bottom w:w="70" w:type="dxa"/>
-              <w:left w:w="90" w:type="dxa"/>
-              <w:right w:w="90" w:type="dxa"/>
-            </w:tcMar>
-            <w:shd w:fill="F7F7F7"/>
-          </w:tcPr>
-          <w:p>
-            <w:pPr>
-              <w:spacing w:before="20" w:after="20" w:line="276" w:lineRule="auto"/>
-            </w:pPr>
-            <w:r>
-              <w:rPr>
-                <w:rFonts w:ascii="Times New Roman" w:hAnsi="Times New Roman" w:eastAsia="宋体"/>
-                <w:b w:val="0"/>
-                <w:color w:val="000000"/>
-                <w:sz w:val="18"/>
-              </w:rPr>
-              <w:t>deviceId points</w:t>
-            </w:r>
-          </w:p>
-        </w:tc>
-        <w:tc>
-          <w:tcPr>
-            <w:tcW w:type="dxa" w:w="3009"/>
-            <w:vAlign w:val="center"/>
-            <w:tcMar>
-              <w:top w:w="70" w:type="dxa"/>
-              <w:bottom w:w="70" w:type="dxa"/>
-              <w:left w:w="90" w:type="dxa"/>
-              <w:right w:w="90" w:type="dxa"/>
-            </w:tcMar>
-            <w:shd w:fill="F7F7F7"/>
-          </w:tcPr>
-          <w:p>
-            <w:pPr>
-              <w:spacing w:before="20" w:after="20" w:line="276" w:lineRule="auto"/>
-            </w:pPr>
-            <w:r>
-              <w:rPr>
-                <w:rFonts w:ascii="Times New Roman" w:hAnsi="Times New Roman" w:eastAsia="宋体"/>
-                <w:b w:val="0"/>
-                <w:color w:val="000000"/>
-                <w:sz w:val="18"/>
-              </w:rPr>
-              <w:t>点含 eventId 经度 纬度 采集时间；最多 500</w:t>
-            </w:r>
-          </w:p>
-        </w:tc>
-      </w:tr>
-      <w:tr>
-        <w:trPr>
-          <w:cantSplit/>
-        </w:trPr>
-        <w:tc>
-          <w:tcPr>
-            <w:tcW w:type="dxa" w:w="3009"/>
-            <w:vAlign w:val="center"/>
-            <w:tcMar>
-              <w:top w:w="70" w:type="dxa"/>
-              <w:bottom w:w="70" w:type="dxa"/>
-              <w:left w:w="90" w:type="dxa"/>
-              <w:right w:w="90" w:type="dxa"/>
-            </w:tcMar>
-          </w:tcPr>
-          <w:p>
-            <w:pPr>
-              <w:spacing w:before="20" w:after="20" w:line="276" w:lineRule="auto"/>
-              <w:jc w:val="center"/>
-            </w:pPr>
-            <w:r>
-              <w:rPr>
-                <w:rFonts w:ascii="Times New Roman" w:hAnsi="Times New Roman" w:eastAsia="宋体"/>
-                <w:b w:val="0"/>
-                <w:color w:val="000000"/>
-                <w:sz w:val="18"/>
-              </w:rPr>
-              <w:t>真实设备批量</w:t>
-            </w:r>
-          </w:p>
-        </w:tc>
-        <w:tc>
-          <w:tcPr>
-            <w:tcW w:type="dxa" w:w="3009"/>
-            <w:vAlign w:val="center"/>
-            <w:tcMar>
-              <w:top w:w="70" w:type="dxa"/>
-              <w:bottom w:w="70" w:type="dxa"/>
-              <w:left w:w="90" w:type="dxa"/>
-              <w:right w:w="90" w:type="dxa"/>
-            </w:tcMar>
-          </w:tcPr>
-          <w:p>
-            <w:pPr>
-              <w:spacing w:before="20" w:after="20" w:line="276" w:lineRule="auto"/>
-            </w:pPr>
-            <w:r>
-              <w:rPr>
-                <w:rFonts w:ascii="Times New Roman" w:hAnsi="Times New Roman" w:eastAsia="宋体"/>
-                <w:b w:val="0"/>
-                <w:color w:val="000000"/>
-                <w:sz w:val="18"/>
-              </w:rPr>
-              <w:t>deviceId points 与 X-Device-Key</w:t>
-            </w:r>
-          </w:p>
-        </w:tc>
-        <w:tc>
-          <w:tcPr>
-            <w:tcW w:type="dxa" w:w="3009"/>
-            <w:vAlign w:val="center"/>
-            <w:tcMar>
-              <w:top w:w="70" w:type="dxa"/>
-              <w:bottom w:w="70" w:type="dxa"/>
-              <w:left w:w="90" w:type="dxa"/>
-              <w:right w:w="90" w:type="dxa"/>
-            </w:tcMar>
-          </w:tcPr>
-          <w:p>
-            <w:pPr>
-              <w:spacing w:before="20" w:after="20" w:line="276" w:lineRule="auto"/>
-            </w:pPr>
-            <w:r>
-              <w:rPr>
-                <w:rFonts w:ascii="Times New Roman" w:hAnsi="Times New Roman" w:eastAsia="宋体"/>
-                <w:b w:val="0"/>
-                <w:color w:val="000000"/>
-                <w:sz w:val="18"/>
-              </w:rPr>
-              <w:t>格式同模拟批量</w:t>
-            </w:r>
-          </w:p>
-        </w:tc>
-      </w:tr>
-      <w:tr>
-        <w:trPr>
-          <w:cantSplit/>
-        </w:trPr>
-        <w:tc>
-          <w:tcPr>
-            <w:tcW w:type="dxa" w:w="3009"/>
-            <w:vAlign w:val="center"/>
-            <w:tcMar>
-              <w:top w:w="70" w:type="dxa"/>
-              <w:bottom w:w="70" w:type="dxa"/>
-              <w:left w:w="90" w:type="dxa"/>
-              <w:right w:w="90" w:type="dxa"/>
-            </w:tcMar>
-            <w:shd w:fill="F7F7F7"/>
-          </w:tcPr>
-          <w:p>
-            <w:pPr>
-              <w:spacing w:before="20" w:after="20" w:line="276" w:lineRule="auto"/>
-              <w:jc w:val="center"/>
-            </w:pPr>
-            <w:r>
-              <w:rPr>
-                <w:rFonts w:ascii="Times New Roman" w:hAnsi="Times New Roman" w:eastAsia="宋体"/>
-                <w:b w:val="0"/>
-                <w:color w:val="000000"/>
-                <w:sz w:val="18"/>
-              </w:rPr>
-              <w:t>设备心跳</w:t>
-            </w:r>
-          </w:p>
-        </w:tc>
-        <w:tc>
-          <w:tcPr>
-            <w:tcW w:type="dxa" w:w="3009"/>
-            <w:vAlign w:val="center"/>
-            <w:tcMar>
-              <w:top w:w="70" w:type="dxa"/>
-              <w:bottom w:w="70" w:type="dxa"/>
-              <w:left w:w="90" w:type="dxa"/>
-              <w:right w:w="90" w:type="dxa"/>
-            </w:tcMar>
-            <w:shd w:fill="F7F7F7"/>
-          </w:tcPr>
-          <w:p>
-            <w:pPr>
-              <w:spacing w:before="20" w:after="20" w:line="276" w:lineRule="auto"/>
-            </w:pPr>
-            <w:r>
-              <w:rPr>
-                <w:rFonts w:ascii="Times New Roman" w:hAnsi="Times New Roman" w:eastAsia="宋体"/>
-                <w:b w:val="0"/>
-                <w:color w:val="000000"/>
-                <w:sz w:val="18"/>
-              </w:rPr>
-              <w:t>deviceId eventId recordedAt 与 X-Device-Key</w:t>
-            </w:r>
-          </w:p>
-        </w:tc>
-        <w:tc>
-          <w:tcPr>
-            <w:tcW w:type="dxa" w:w="3009"/>
-            <w:vAlign w:val="center"/>
-            <w:tcMar>
-              <w:top w:w="70" w:type="dxa"/>
-              <w:bottom w:w="70" w:type="dxa"/>
-              <w:left w:w="90" w:type="dxa"/>
-              <w:right w:w="90" w:type="dxa"/>
-            </w:tcMar>
-            <w:shd w:fill="F7F7F7"/>
-          </w:tcPr>
-          <w:p>
-            <w:pPr>
-              <w:spacing w:before="20" w:after="20" w:line="276" w:lineRule="auto"/>
-            </w:pPr>
-            <w:r>
-              <w:rPr>
-                <w:rFonts w:ascii="Times New Roman" w:hAnsi="Times New Roman" w:eastAsia="宋体"/>
-                <w:b w:val="0"/>
-                <w:color w:val="000000"/>
-                <w:sz w:val="18"/>
-              </w:rPr>
-              <w:t>相同事件可原样重传</w:t>
+              <w:t>服务端处理完成的带时区 ISO 8601 标准时间戳（如 2026-09-09T14:30:00.123+08:00）</w:t>
             </w:r>
           </w:p>
         </w:tc>
@@ -3100,7 +1943,7 @@
           <w:color w:val="000000"/>
           <w:sz w:val="32"/>
         </w:rPr>
-        <w:t>4 字段校验</w:t>
+        <w:t>2 接口权限分类与安全过滤链设计</w:t>
       </w:r>
     </w:p>
     <w:p>
@@ -3114,67 +1957,7 @@
           <w:color w:val="000000"/>
           <w:sz w:val="21"/>
         </w:rPr>
-        <w:t>健康指标输入边界：收缩压 20～300、舒张压 10～200、心率 10～300、血氧 0～100、体温 25～45；同时填写血压时收缩压须大于舒张压。检测时间和随访完成时间不可晚于当前时间。</w:t>
-      </w:r>
-    </w:p>
-    <w:p>
-      <w:pPr>
-        <w:spacing w:after="120" w:line="324" w:lineRule="auto"/>
-        <w:snapToGrid w:val="0"/>
-      </w:pPr>
-      <w:r>
-        <w:rPr>
-          <w:rFonts w:ascii="Times New Roman" w:hAnsi="Times New Roman" w:eastAsia="宋体"/>
-          <w:color w:val="000000"/>
-          <w:sz w:val="21"/>
-        </w:rPr>
-        <w:t>设备批量包含 1 至 500 点，经纬度使用 WGS84，时间必须带时区且不得超过允许的未来偏差。每台设备密钥由 32 随机字节生成，明文只在签发时返回一次。</w:t>
-      </w:r>
-    </w:p>
-    <w:p>
-      <w:pPr>
-        <w:pStyle w:val="Heading1"/>
-        <w:spacing w:after="140" w:line="324" w:lineRule="auto" w:before="160"/>
-        <w:keepNext/>
-        <w:pageBreakBefore/>
-        <w:snapToGrid w:val="0"/>
-      </w:pPr>
-      <w:r>
-        <w:rPr>
-          <w:rFonts w:ascii="Times New Roman" w:hAnsi="Times New Roman" w:eastAsia="黑体"/>
-          <w:b/>
-          <w:color w:val="000000"/>
-          <w:sz w:val="32"/>
-        </w:rPr>
-        <w:t>5 定位与围栏算法</w:t>
-      </w:r>
-    </w:p>
-    <w:p>
-      <w:pPr>
-        <w:spacing w:after="120" w:line="324" w:lineRule="auto"/>
-        <w:snapToGrid w:val="0"/>
-      </w:pPr>
-      <w:r>
-        <w:rPr>
-          <w:rFonts w:ascii="Times New Roman" w:hAnsi="Times New Roman" w:eastAsia="宋体"/>
-          <w:color w:val="000000"/>
-          <w:sz w:val="21"/>
-        </w:rPr>
-        <w:t>批量请求顶层为 deviceId 和 points。每点包含 eventId、longitude、latitude、recordedAt。经度 -180～180，纬度 -90～90，四舍五入到 7 位小数。查询事件时间对应的 [bound_at,unbound_at) 绑定；不存在有效历史绑定则整批回滚。</w:t>
-      </w:r>
-    </w:p>
-    <w:p>
-      <w:pPr>
-        <w:spacing w:after="120" w:line="324" w:lineRule="auto"/>
-        <w:snapToGrid w:val="0"/>
-      </w:pPr>
-      <w:r>
-        <w:rPr>
-          <w:rFonts w:ascii="Times New Roman" w:hAnsi="Times New Roman" w:eastAsia="宋体"/>
-          <w:color w:val="000000"/>
-          <w:sz w:val="21"/>
-        </w:rPr>
-        <w:t>距离采用 Haversine 球面距离。d 大于 radiusM 为外部，否则内部。</w:t>
+        <w:t>系统基于 Spring Security 构建了双通道安全过滤链：后台接口基于 Session 与 CSRF 保护；设备接口通过独立设备密钥校验：</w:t>
       </w:r>
     </w:p>
     <w:tbl>
@@ -3193,9 +1976,10 @@
         </w:tblBorders>
       </w:tblPr>
       <w:tblGrid>
-        <w:gridCol w:w="3009"/>
-        <w:gridCol w:w="3009"/>
-        <w:gridCol w:w="3009"/>
+        <w:gridCol w:w="2256"/>
+        <w:gridCol w:w="2256"/>
+        <w:gridCol w:w="2256"/>
+        <w:gridCol w:w="2256"/>
       </w:tblGrid>
       <w:tr>
         <w:trPr>
@@ -3204,35 +1988,7 @@
         </w:trPr>
         <w:tc>
           <w:tcPr>
-            <w:tcW w:type="dxa" w:w="3009"/>
-            <w:vAlign w:val="center"/>
-            <w:tcMar>
-              <w:top w:w="70" w:type="dxa"/>
-              <w:bottom w:w="70" w:type="dxa"/>
-              <w:left w:w="90" w:type="dxa"/>
-              <w:right w:w="90" w:type="dxa"/>
-            </w:tcMar>
-            <w:shd w:fill="D9D9D9"/>
-          </w:tcPr>
-          <w:p>
-            <w:pPr>
-              <w:spacing w:before="20" w:after="20" w:line="276" w:lineRule="auto"/>
-              <w:jc w:val="center"/>
-            </w:pPr>
-            <w:r>
-              <w:rPr>
-                <w:rFonts w:ascii="Times New Roman" w:hAnsi="Times New Roman" w:eastAsia="黑体"/>
-                <w:b/>
-                <w:color w:val="000000"/>
-                <w:sz w:val="18"/>
-              </w:rPr>
-              <w:t>原状态与新点</w:t>
-            </w:r>
-          </w:p>
-        </w:tc>
-        <w:tc>
-          <w:tcPr>
-            <w:tcW w:type="dxa" w:w="3009"/>
+            <w:tcW w:type="dxa" w:w="2256"/>
             <w:vAlign w:val="center"/>
             <w:tcMar>
               <w:top w:w="70" w:type="dxa"/>
@@ -3253,13 +2009,13 @@
                 <w:color w:val="000000"/>
                 <w:sz w:val="18"/>
               </w:rPr>
-              <w:t>数据库操作</w:t>
+              <w:t>接口路径分类</w:t>
             </w:r>
           </w:p>
         </w:tc>
         <w:tc>
           <w:tcPr>
-            <w:tcW w:type="dxa" w:w="3009"/>
+            <w:tcW w:type="dxa" w:w="2256"/>
             <w:vAlign w:val="center"/>
             <w:tcMar>
               <w:top w:w="70" w:type="dxa"/>
@@ -3280,7 +2036,61 @@
                 <w:color w:val="000000"/>
                 <w:sz w:val="18"/>
               </w:rPr>
-              <w:t>效果</w:t>
+              <w:t>支持 HTTP 方法</w:t>
+            </w:r>
+          </w:p>
+        </w:tc>
+        <w:tc>
+          <w:tcPr>
+            <w:tcW w:type="dxa" w:w="2256"/>
+            <w:vAlign w:val="center"/>
+            <w:tcMar>
+              <w:top w:w="70" w:type="dxa"/>
+              <w:bottom w:w="70" w:type="dxa"/>
+              <w:left w:w="90" w:type="dxa"/>
+              <w:right w:w="90" w:type="dxa"/>
+            </w:tcMar>
+            <w:shd w:fill="D9D9D9"/>
+          </w:tcPr>
+          <w:p>
+            <w:pPr>
+              <w:spacing w:before="20" w:after="20" w:line="276" w:lineRule="auto"/>
+            </w:pPr>
+            <w:r>
+              <w:rPr>
+                <w:rFonts w:ascii="Times New Roman" w:hAnsi="Times New Roman" w:eastAsia="黑体"/>
+                <w:b/>
+                <w:color w:val="000000"/>
+                <w:sz w:val="18"/>
+              </w:rPr>
+              <w:t>访问鉴权机制</w:t>
+            </w:r>
+          </w:p>
+        </w:tc>
+        <w:tc>
+          <w:tcPr>
+            <w:tcW w:type="dxa" w:w="2256"/>
+            <w:vAlign w:val="center"/>
+            <w:tcMar>
+              <w:top w:w="70" w:type="dxa"/>
+              <w:bottom w:w="70" w:type="dxa"/>
+              <w:left w:w="90" w:type="dxa"/>
+              <w:right w:w="90" w:type="dxa"/>
+            </w:tcMar>
+            <w:shd w:fill="D9D9D9"/>
+          </w:tcPr>
+          <w:p>
+            <w:pPr>
+              <w:spacing w:before="20" w:after="20" w:line="276" w:lineRule="auto"/>
+            </w:pPr>
+            <w:r>
+              <w:rPr>
+                <w:rFonts w:ascii="Times New Roman" w:hAnsi="Times New Roman" w:eastAsia="黑体"/>
+                <w:b/>
+                <w:color w:val="000000"/>
+                <w:sz w:val="18"/>
+              </w:rPr>
+              <w:t>业务责任与设计约束</w:t>
             </w:r>
           </w:p>
         </w:tc>
@@ -3291,34 +2101,7 @@
         </w:trPr>
         <w:tc>
           <w:tcPr>
-            <w:tcW w:type="dxa" w:w="3009"/>
-            <w:vAlign w:val="center"/>
-            <w:tcMar>
-              <w:top w:w="70" w:type="dxa"/>
-              <w:bottom w:w="70" w:type="dxa"/>
-              <w:left w:w="90" w:type="dxa"/>
-              <w:right w:w="90" w:type="dxa"/>
-            </w:tcMar>
-          </w:tcPr>
-          <w:p>
-            <w:pPr>
-              <w:spacing w:before="20" w:after="20" w:line="276" w:lineRule="auto"/>
-              <w:jc w:val="center"/>
-            </w:pPr>
-            <w:r>
-              <w:rPr>
-                <w:rFonts w:ascii="Times New Roman" w:hAnsi="Times New Roman" w:eastAsia="宋体"/>
-                <w:b w:val="0"/>
-                <w:color w:val="000000"/>
-                <w:sz w:val="18"/>
-              </w:rPr>
-              <w:t>未知或内部收到外点</w:t>
-            </w:r>
-          </w:p>
-        </w:tc>
-        <w:tc>
-          <w:tcPr>
-            <w:tcW w:type="dxa" w:w="3009"/>
+            <w:tcW w:type="dxa" w:w="2256"/>
             <w:vAlign w:val="center"/>
             <w:tcMar>
               <w:top w:w="70" w:type="dxa"/>
@@ -3338,13 +2121,13 @@
                 <w:color w:val="000000"/>
                 <w:sz w:val="18"/>
               </w:rPr>
-              <w:t>创建告警并指向新告警</w:t>
+              <w:t>/api/v1/auth/*</w:t>
             </w:r>
           </w:p>
         </w:tc>
         <w:tc>
           <w:tcPr>
-            <w:tcW w:type="dxa" w:w="3009"/>
+            <w:tcW w:type="dxa" w:w="2256"/>
             <w:vAlign w:val="center"/>
             <w:tcMar>
               <w:top w:w="70" w:type="dxa"/>
@@ -3364,7 +2147,59 @@
                 <w:color w:val="000000"/>
                 <w:sz w:val="18"/>
               </w:rPr>
-              <w:t>开始一次越界</w:t>
+              <w:t>GET, POST</w:t>
+            </w:r>
+          </w:p>
+        </w:tc>
+        <w:tc>
+          <w:tcPr>
+            <w:tcW w:type="dxa" w:w="2256"/>
+            <w:vAlign w:val="center"/>
+            <w:tcMar>
+              <w:top w:w="70" w:type="dxa"/>
+              <w:bottom w:w="70" w:type="dxa"/>
+              <w:left w:w="90" w:type="dxa"/>
+              <w:right w:w="90" w:type="dxa"/>
+            </w:tcMar>
+          </w:tcPr>
+          <w:p>
+            <w:pPr>
+              <w:spacing w:before="20" w:after="20" w:line="276" w:lineRule="auto"/>
+            </w:pPr>
+            <w:r>
+              <w:rPr>
+                <w:rFonts w:ascii="Times New Roman" w:hAnsi="Times New Roman" w:eastAsia="宋体"/>
+                <w:b w:val="0"/>
+                <w:color w:val="000000"/>
+                <w:sz w:val="18"/>
+              </w:rPr>
+              <w:t>匿名或会话认证</w:t>
+            </w:r>
+          </w:p>
+        </w:tc>
+        <w:tc>
+          <w:tcPr>
+            <w:tcW w:type="dxa" w:w="2256"/>
+            <w:vAlign w:val="center"/>
+            <w:tcMar>
+              <w:top w:w="70" w:type="dxa"/>
+              <w:bottom w:w="70" w:type="dxa"/>
+              <w:left w:w="90" w:type="dxa"/>
+              <w:right w:w="90" w:type="dxa"/>
+            </w:tcMar>
+          </w:tcPr>
+          <w:p>
+            <w:pPr>
+              <w:spacing w:before="20" w:after="20" w:line="276" w:lineRule="auto"/>
+            </w:pPr>
+            <w:r>
+              <w:rPr>
+                <w:rFonts w:ascii="Times New Roman" w:hAnsi="Times New Roman" w:eastAsia="宋体"/>
+                <w:b w:val="0"/>
+                <w:color w:val="000000"/>
+                <w:sz w:val="18"/>
+              </w:rPr>
+              <w:t>负责获取 CSRF Token、账号登录、获取当前登录信息及销毁会话注销</w:t>
             </w:r>
           </w:p>
         </w:tc>
@@ -3375,35 +2210,7 @@
         </w:trPr>
         <w:tc>
           <w:tcPr>
-            <w:tcW w:type="dxa" w:w="3009"/>
-            <w:vAlign w:val="center"/>
-            <w:tcMar>
-              <w:top w:w="70" w:type="dxa"/>
-              <w:bottom w:w="70" w:type="dxa"/>
-              <w:left w:w="90" w:type="dxa"/>
-              <w:right w:w="90" w:type="dxa"/>
-            </w:tcMar>
-            <w:shd w:fill="F7F7F7"/>
-          </w:tcPr>
-          <w:p>
-            <w:pPr>
-              <w:spacing w:before="20" w:after="20" w:line="276" w:lineRule="auto"/>
-              <w:jc w:val="center"/>
-            </w:pPr>
-            <w:r>
-              <w:rPr>
-                <w:rFonts w:ascii="Times New Roman" w:hAnsi="Times New Roman" w:eastAsia="宋体"/>
-                <w:b w:val="0"/>
-                <w:color w:val="000000"/>
-                <w:sz w:val="18"/>
-              </w:rPr>
-              <w:t>外部收到较新外点</w:t>
-            </w:r>
-          </w:p>
-        </w:tc>
-        <w:tc>
-          <w:tcPr>
-            <w:tcW w:type="dxa" w:w="3009"/>
+            <w:tcW w:type="dxa" w:w="2256"/>
             <w:vAlign w:val="center"/>
             <w:tcMar>
               <w:top w:w="70" w:type="dxa"/>
@@ -3424,13 +2231,13 @@
                 <w:color w:val="000000"/>
                 <w:sz w:val="18"/>
               </w:rPr>
-              <w:t>更新最后点，不新增告警</w:t>
+              <w:t>/api/v1/dashboard, /statistics/*</w:t>
             </w:r>
           </w:p>
         </w:tc>
         <w:tc>
           <w:tcPr>
-            <w:tcW w:type="dxa" w:w="3009"/>
+            <w:tcW w:type="dxa" w:w="2256"/>
             <w:vAlign w:val="center"/>
             <w:tcMar>
               <w:top w:w="70" w:type="dxa"/>
@@ -3451,130 +2258,13 @@
                 <w:color w:val="000000"/>
                 <w:sz w:val="18"/>
               </w:rPr>
-              <w:t>持续越界不重复</w:t>
-            </w:r>
-          </w:p>
-        </w:tc>
-      </w:tr>
-      <w:tr>
-        <w:trPr>
-          <w:cantSplit/>
-        </w:trPr>
-        <w:tc>
-          <w:tcPr>
-            <w:tcW w:type="dxa" w:w="3009"/>
-            <w:vAlign w:val="center"/>
-            <w:tcMar>
-              <w:top w:w="70" w:type="dxa"/>
-              <w:bottom w:w="70" w:type="dxa"/>
-              <w:left w:w="90" w:type="dxa"/>
-              <w:right w:w="90" w:type="dxa"/>
-            </w:tcMar>
-          </w:tcPr>
-          <w:p>
-            <w:pPr>
-              <w:spacing w:before="20" w:after="20" w:line="276" w:lineRule="auto"/>
-              <w:jc w:val="center"/>
-            </w:pPr>
-            <w:r>
-              <w:rPr>
-                <w:rFonts w:ascii="Times New Roman" w:hAnsi="Times New Roman" w:eastAsia="宋体"/>
-                <w:b w:val="0"/>
-                <w:color w:val="000000"/>
-                <w:sz w:val="18"/>
-              </w:rPr>
-              <w:t>外部收到较新内点</w:t>
+              <w:t>GET</w:t>
             </w:r>
           </w:p>
         </w:tc>
         <w:tc>
           <w:tcPr>
-            <w:tcW w:type="dxa" w:w="3009"/>
-            <w:vAlign w:val="center"/>
-            <w:tcMar>
-              <w:top w:w="70" w:type="dxa"/>
-              <w:bottom w:w="70" w:type="dxa"/>
-              <w:left w:w="90" w:type="dxa"/>
-              <w:right w:w="90" w:type="dxa"/>
-            </w:tcMar>
-          </w:tcPr>
-          <w:p>
-            <w:pPr>
-              <w:spacing w:before="20" w:after="20" w:line="276" w:lineRule="auto"/>
-            </w:pPr>
-            <w:r>
-              <w:rPr>
-                <w:rFonts w:ascii="Times New Roman" w:hAnsi="Times New Roman" w:eastAsia="宋体"/>
-                <w:b w:val="0"/>
-                <w:color w:val="000000"/>
-                <w:sz w:val="18"/>
-              </w:rPr>
-              <w:t>写返回与关闭时间</w:t>
-            </w:r>
-          </w:p>
-        </w:tc>
-        <w:tc>
-          <w:tcPr>
-            <w:tcW w:type="dxa" w:w="3009"/>
-            <w:vAlign w:val="center"/>
-            <w:tcMar>
-              <w:top w:w="70" w:type="dxa"/>
-              <w:bottom w:w="70" w:type="dxa"/>
-              <w:left w:w="90" w:type="dxa"/>
-              <w:right w:w="90" w:type="dxa"/>
-            </w:tcMar>
-          </w:tcPr>
-          <w:p>
-            <w:pPr>
-              <w:spacing w:before="20" w:after="20" w:line="276" w:lineRule="auto"/>
-            </w:pPr>
-            <w:r>
-              <w:rPr>
-                <w:rFonts w:ascii="Times New Roman" w:hAnsi="Times New Roman" w:eastAsia="宋体"/>
-                <w:b w:val="0"/>
-                <w:color w:val="000000"/>
-                <w:sz w:val="18"/>
-              </w:rPr>
-              <w:t>结束本次越界</w:t>
-            </w:r>
-          </w:p>
-        </w:tc>
-      </w:tr>
-      <w:tr>
-        <w:trPr>
-          <w:cantSplit/>
-        </w:trPr>
-        <w:tc>
-          <w:tcPr>
-            <w:tcW w:type="dxa" w:w="3009"/>
-            <w:vAlign w:val="center"/>
-            <w:tcMar>
-              <w:top w:w="70" w:type="dxa"/>
-              <w:bottom w:w="70" w:type="dxa"/>
-              <w:left w:w="90" w:type="dxa"/>
-              <w:right w:w="90" w:type="dxa"/>
-            </w:tcMar>
-            <w:shd w:fill="F7F7F7"/>
-          </w:tcPr>
-          <w:p>
-            <w:pPr>
-              <w:spacing w:before="20" w:after="20" w:line="276" w:lineRule="auto"/>
-              <w:jc w:val="center"/>
-            </w:pPr>
-            <w:r>
-              <w:rPr>
-                <w:rFonts w:ascii="Times New Roman" w:hAnsi="Times New Roman" w:eastAsia="宋体"/>
-                <w:b w:val="0"/>
-                <w:color w:val="000000"/>
-                <w:sz w:val="18"/>
-              </w:rPr>
-              <w:t>旧时间定位</w:t>
-            </w:r>
-          </w:p>
-        </w:tc>
-        <w:tc>
-          <w:tcPr>
-            <w:tcW w:type="dxa" w:w="3009"/>
+            <w:tcW w:type="dxa" w:w="2256"/>
             <w:vAlign w:val="center"/>
             <w:tcMar>
               <w:top w:w="70" w:type="dxa"/>
@@ -3595,13 +2285,13 @@
                 <w:color w:val="000000"/>
                 <w:sz w:val="18"/>
               </w:rPr>
-              <w:t>入历史表，不推进当前状态</w:t>
+              <w:t>三角色鉴权通过</w:t>
             </w:r>
           </w:p>
         </w:tc>
         <w:tc>
           <w:tcPr>
-            <w:tcW w:type="dxa" w:w="3009"/>
+            <w:tcW w:type="dxa" w:w="2256"/>
             <w:vAlign w:val="center"/>
             <w:tcMar>
               <w:top w:w="70" w:type="dxa"/>
@@ -3622,7 +2312,7 @@
                 <w:color w:val="000000"/>
                 <w:sz w:val="18"/>
               </w:rPr>
-              <w:t>避免迟到点造成假返回</w:t>
+              <w:t>运营决策大盘及人口、健康、随访统计指标查询，支持参数下钻</w:t>
             </w:r>
           </w:p>
         </w:tc>
@@ -3633,34 +2323,7 @@
         </w:trPr>
         <w:tc>
           <w:tcPr>
-            <w:tcW w:type="dxa" w:w="3009"/>
-            <w:vAlign w:val="center"/>
-            <w:tcMar>
-              <w:top w:w="70" w:type="dxa"/>
-              <w:bottom w:w="70" w:type="dxa"/>
-              <w:left w:w="90" w:type="dxa"/>
-              <w:right w:w="90" w:type="dxa"/>
-            </w:tcMar>
-          </w:tcPr>
-          <w:p>
-            <w:pPr>
-              <w:spacing w:before="20" w:after="20" w:line="276" w:lineRule="auto"/>
-              <w:jc w:val="center"/>
-            </w:pPr>
-            <w:r>
-              <w:rPr>
-                <w:rFonts w:ascii="Times New Roman" w:hAnsi="Times New Roman" w:eastAsia="宋体"/>
-                <w:b w:val="0"/>
-                <w:color w:val="000000"/>
-                <w:sz w:val="18"/>
-              </w:rPr>
-              <w:t>相同 eventId 原样重传</w:t>
-            </w:r>
-          </w:p>
-        </w:tc>
-        <w:tc>
-          <w:tcPr>
-            <w:tcW w:type="dxa" w:w="3009"/>
+            <w:tcW w:type="dxa" w:w="2256"/>
             <w:vAlign w:val="center"/>
             <w:tcMar>
               <w:top w:w="70" w:type="dxa"/>
@@ -3680,13 +2343,13 @@
                 <w:color w:val="000000"/>
                 <w:sz w:val="18"/>
               </w:rPr>
-              <w:t>返回已存事实</w:t>
+              <w:t>/api/v1/elders, /health-records 等</w:t>
             </w:r>
           </w:p>
         </w:tc>
         <w:tc>
           <w:tcPr>
-            <w:tcW w:type="dxa" w:w="3009"/>
+            <w:tcW w:type="dxa" w:w="2256"/>
             <w:vAlign w:val="center"/>
             <w:tcMar>
               <w:top w:w="70" w:type="dxa"/>
@@ -3706,7 +2369,59 @@
                 <w:color w:val="000000"/>
                 <w:sz w:val="18"/>
               </w:rPr>
-              <w:t>不重复写入</w:t>
+              <w:t>POST, PUT, GET</w:t>
+            </w:r>
+          </w:p>
+        </w:tc>
+        <w:tc>
+          <w:tcPr>
+            <w:tcW w:type="dxa" w:w="2256"/>
+            <w:vAlign w:val="center"/>
+            <w:tcMar>
+              <w:top w:w="70" w:type="dxa"/>
+              <w:bottom w:w="70" w:type="dxa"/>
+              <w:left w:w="90" w:type="dxa"/>
+              <w:right w:w="90" w:type="dxa"/>
+            </w:tcMar>
+          </w:tcPr>
+          <w:p>
+            <w:pPr>
+              <w:spacing w:before="20" w:after="20" w:line="276" w:lineRule="auto"/>
+            </w:pPr>
+            <w:r>
+              <w:rPr>
+                <w:rFonts w:ascii="Times New Roman" w:hAnsi="Times New Roman" w:eastAsia="宋体"/>
+                <w:b w:val="0"/>
+                <w:color w:val="000000"/>
+                <w:sz w:val="18"/>
+              </w:rPr>
+              <w:t>ADMIN / OPERATOR</w:t>
+            </w:r>
+          </w:p>
+        </w:tc>
+        <w:tc>
+          <w:tcPr>
+            <w:tcW w:type="dxa" w:w="2256"/>
+            <w:vAlign w:val="center"/>
+            <w:tcMar>
+              <w:top w:w="70" w:type="dxa"/>
+              <w:bottom w:w="70" w:type="dxa"/>
+              <w:left w:w="90" w:type="dxa"/>
+              <w:right w:w="90" w:type="dxa"/>
+            </w:tcMar>
+          </w:tcPr>
+          <w:p>
+            <w:pPr>
+              <w:spacing w:before="20" w:after="20" w:line="276" w:lineRule="auto"/>
+            </w:pPr>
+            <w:r>
+              <w:rPr>
+                <w:rFonts w:ascii="Times New Roman" w:hAnsi="Times New Roman" w:eastAsia="宋体"/>
+                <w:b w:val="0"/>
+                <w:color w:val="000000"/>
+                <w:sz w:val="18"/>
+              </w:rPr>
+              <w:t>日常业务建档、修改与流转；写入操作均要求携带动态 CSRF Token</w:t>
             </w:r>
           </w:p>
         </w:tc>
@@ -3717,35 +2432,7 @@
         </w:trPr>
         <w:tc>
           <w:tcPr>
-            <w:tcW w:type="dxa" w:w="3009"/>
-            <w:vAlign w:val="center"/>
-            <w:tcMar>
-              <w:top w:w="70" w:type="dxa"/>
-              <w:bottom w:w="70" w:type="dxa"/>
-              <w:left w:w="90" w:type="dxa"/>
-              <w:right w:w="90" w:type="dxa"/>
-            </w:tcMar>
-            <w:shd w:fill="F7F7F7"/>
-          </w:tcPr>
-          <w:p>
-            <w:pPr>
-              <w:spacing w:before="20" w:after="20" w:line="276" w:lineRule="auto"/>
-              <w:jc w:val="center"/>
-            </w:pPr>
-            <w:r>
-              <w:rPr>
-                <w:rFonts w:ascii="Times New Roman" w:hAnsi="Times New Roman" w:eastAsia="宋体"/>
-                <w:b w:val="0"/>
-                <w:color w:val="000000"/>
-                <w:sz w:val="18"/>
-              </w:rPr>
-              <w:t>相同 eventId 内容改变</w:t>
-            </w:r>
-          </w:p>
-        </w:tc>
-        <w:tc>
-          <w:tcPr>
-            <w:tcW w:type="dxa" w:w="3009"/>
+            <w:tcW w:type="dxa" w:w="2256"/>
             <w:vAlign w:val="center"/>
             <w:tcMar>
               <w:top w:w="70" w:type="dxa"/>
@@ -3766,13 +2453,13 @@
                 <w:color w:val="000000"/>
                 <w:sz w:val="18"/>
               </w:rPr>
-              <w:t>返回 409</w:t>
+              <w:t>/api/v1/elders/{id}</w:t>
             </w:r>
           </w:p>
         </w:tc>
         <w:tc>
           <w:tcPr>
-            <w:tcW w:type="dxa" w:w="3009"/>
+            <w:tcW w:type="dxa" w:w="2256"/>
             <w:vAlign w:val="center"/>
             <w:tcMar>
               <w:top w:w="70" w:type="dxa"/>
@@ -3793,244 +2480,13 @@
                 <w:color w:val="000000"/>
                 <w:sz w:val="18"/>
               </w:rPr>
-              <w:t>阻止事件编号复用</w:t>
-            </w:r>
-          </w:p>
-        </w:tc>
-      </w:tr>
-    </w:tbl>
-    <w:p>
-      <w:pPr>
-        <w:spacing w:after="0" w:line="324" w:lineRule="auto"/>
-        <w:snapToGrid w:val="0"/>
-      </w:pPr>
-      <w:r>
-        <w:rPr>
-          <w:rFonts w:ascii="Times New Roman" w:hAnsi="Times New Roman" w:eastAsia="宋体"/>
-          <w:color w:val="000000"/>
-          <w:sz w:val="4"/>
-        </w:rPr>
-      </w:r>
-    </w:p>
-    <w:p>
-      <w:pPr>
-        <w:spacing w:after="120" w:line="324" w:lineRule="auto"/>
-        <w:snapToGrid w:val="0"/>
-      </w:pPr>
-      <w:r>
-        <w:rPr>
-          <w:rFonts w:ascii="Times New Roman" w:hAnsi="Times New Roman" w:eastAsia="宋体"/>
-          <w:color w:val="000000"/>
-          <w:sz w:val="21"/>
-        </w:rPr>
-        <w:t>设备凭据表只保存 SHA-256 摘要；轮换后旧密钥立即失效。心跳事件单独持久化，使定位与心跳都具备可验证幂等语义。</w:t>
-      </w:r>
-    </w:p>
-    <w:p>
-      <w:pPr>
-        <w:pStyle w:val="Heading1"/>
-        <w:spacing w:after="140" w:line="324" w:lineRule="auto" w:before="160"/>
-        <w:keepNext/>
-        <w:pageBreakBefore/>
-        <w:snapToGrid w:val="0"/>
-      </w:pPr>
-      <w:r>
-        <w:rPr>
-          <w:rFonts w:ascii="Times New Roman" w:hAnsi="Times New Roman" w:eastAsia="黑体"/>
-          <w:b/>
-          <w:color w:val="000000"/>
-          <w:sz w:val="32"/>
-        </w:rPr>
-        <w:t>6 前端交互设计</w:t>
-      </w:r>
-    </w:p>
-    <w:p>
-      <w:pPr>
-        <w:spacing w:after="120" w:line="324" w:lineRule="auto"/>
-        <w:snapToGrid w:val="0"/>
-      </w:pPr>
-      <w:r>
-        <w:rPr>
-          <w:rFonts w:ascii="Times New Roman" w:hAnsi="Times New Roman" w:eastAsia="宋体"/>
-          <w:color w:val="000000"/>
-          <w:sz w:val="21"/>
-        </w:rPr>
-        <w:t>App.vue 管理业务导航；SimulationPanel.vue 按需使用 Element Plus 表单、选择器、日期时间、数字输入、提示和按钮，为管理员提供手动单点、直线、环形和越界返回模板，提交前在 GeoCanvas 预览。腕表页生成接入密钥并明确只显示一次；人口页提供受限删除确认。</w:t>
-      </w:r>
-    </w:p>
-    <w:tbl>
-      <w:tblPr>
-        <w:tblW w:type="auto" w:w="0"/>
-        <w:jc w:val="center"/>
-        <w:tblLayout w:type="autofit"/>
-        <w:tblLook w:firstColumn="1" w:firstRow="1" w:lastColumn="0" w:lastRow="0" w:noHBand="0" w:noVBand="1" w:val="04A0"/>
-        <w:tblBorders>
-          <w:top w:val="single" w:sz="6" w:color="B7B7B7"/>
-          <w:left w:val="single" w:sz="6" w:color="B7B7B7"/>
-          <w:bottom w:val="single" w:sz="6" w:color="B7B7B7"/>
-          <w:right w:val="single" w:sz="6" w:color="B7B7B7"/>
-          <w:insideH w:val="single" w:sz="6" w:color="B7B7B7"/>
-          <w:insideV w:val="single" w:sz="6" w:color="B7B7B7"/>
-        </w:tblBorders>
-      </w:tblPr>
-      <w:tblGrid>
-        <w:gridCol w:w="4513"/>
-        <w:gridCol w:w="4513"/>
-      </w:tblGrid>
-      <w:tr>
-        <w:trPr>
-          <w:cantSplit/>
-          <w:tblHeader/>
-        </w:trPr>
-        <w:tc>
-          <w:tcPr>
-            <w:tcW w:type="dxa" w:w="4513"/>
-            <w:vAlign w:val="center"/>
-            <w:tcMar>
-              <w:top w:w="70" w:type="dxa"/>
-              <w:bottom w:w="70" w:type="dxa"/>
-              <w:left w:w="90" w:type="dxa"/>
-              <w:right w:w="90" w:type="dxa"/>
-            </w:tcMar>
-            <w:shd w:fill="D9D9D9"/>
-          </w:tcPr>
-          <w:p>
-            <w:pPr>
-              <w:spacing w:before="20" w:after="20" w:line="276" w:lineRule="auto"/>
-              <w:jc w:val="center"/>
-            </w:pPr>
-            <w:r>
-              <w:rPr>
-                <w:rFonts w:ascii="Times New Roman" w:hAnsi="Times New Roman" w:eastAsia="黑体"/>
-                <w:b/>
-                <w:color w:val="000000"/>
-                <w:sz w:val="18"/>
-              </w:rPr>
-              <w:t>页面组</w:t>
+              <w:t>DELETE</w:t>
             </w:r>
           </w:p>
         </w:tc>
         <w:tc>
           <w:tcPr>
-            <w:tcW w:type="dxa" w:w="4513"/>
-            <w:vAlign w:val="center"/>
-            <w:tcMar>
-              <w:top w:w="70" w:type="dxa"/>
-              <w:bottom w:w="70" w:type="dxa"/>
-              <w:left w:w="90" w:type="dxa"/>
-              <w:right w:w="90" w:type="dxa"/>
-            </w:tcMar>
-            <w:shd w:fill="D9D9D9"/>
-          </w:tcPr>
-          <w:p>
-            <w:pPr>
-              <w:spacing w:before="20" w:after="20" w:line="276" w:lineRule="auto"/>
-            </w:pPr>
-            <w:r>
-              <w:rPr>
-                <w:rFonts w:ascii="Times New Roman" w:hAnsi="Times New Roman" w:eastAsia="黑体"/>
-                <w:b/>
-                <w:color w:val="000000"/>
-                <w:sz w:val="18"/>
-              </w:rPr>
-              <w:t>交互与状态</w:t>
-            </w:r>
-          </w:p>
-        </w:tc>
-      </w:tr>
-      <w:tr>
-        <w:trPr>
-          <w:cantSplit/>
-        </w:trPr>
-        <w:tc>
-          <w:tcPr>
-            <w:tcW w:type="dxa" w:w="4513"/>
-            <w:vAlign w:val="center"/>
-            <w:tcMar>
-              <w:top w:w="70" w:type="dxa"/>
-              <w:bottom w:w="70" w:type="dxa"/>
-              <w:left w:w="90" w:type="dxa"/>
-              <w:right w:w="90" w:type="dxa"/>
-            </w:tcMar>
-          </w:tcPr>
-          <w:p>
-            <w:pPr>
-              <w:spacing w:before="20" w:after="20" w:line="276" w:lineRule="auto"/>
-              <w:jc w:val="center"/>
-            </w:pPr>
-            <w:r>
-              <w:rPr>
-                <w:rFonts w:ascii="Times New Roman" w:hAnsi="Times New Roman" w:eastAsia="宋体"/>
-                <w:b w:val="0"/>
-                <w:color w:val="000000"/>
-                <w:sz w:val="18"/>
-              </w:rPr>
-              <w:t>人口</w:t>
-            </w:r>
-          </w:p>
-        </w:tc>
-        <w:tc>
-          <w:tcPr>
-            <w:tcW w:type="dxa" w:w="4513"/>
-            <w:vAlign w:val="center"/>
-            <w:tcMar>
-              <w:top w:w="70" w:type="dxa"/>
-              <w:bottom w:w="70" w:type="dxa"/>
-              <w:left w:w="90" w:type="dxa"/>
-              <w:right w:w="90" w:type="dxa"/>
-            </w:tcMar>
-          </w:tcPr>
-          <w:p>
-            <w:pPr>
-              <w:spacing w:before="20" w:after="20" w:line="276" w:lineRule="auto"/>
-            </w:pPr>
-            <w:r>
-              <w:rPr>
-                <w:rFonts w:ascii="Times New Roman" w:hAnsi="Times New Roman" w:eastAsia="宋体"/>
-                <w:b w:val="0"/>
-                <w:color w:val="000000"/>
-                <w:sz w:val="18"/>
-              </w:rPr>
-              <w:t>新增 编辑 归档；管理员删除误录；无归档恢复</w:t>
-            </w:r>
-          </w:p>
-        </w:tc>
-      </w:tr>
-      <w:tr>
-        <w:trPr>
-          <w:cantSplit/>
-        </w:trPr>
-        <w:tc>
-          <w:tcPr>
-            <w:tcW w:type="dxa" w:w="4513"/>
-            <w:vAlign w:val="center"/>
-            <w:tcMar>
-              <w:top w:w="70" w:type="dxa"/>
-              <w:bottom w:w="70" w:type="dxa"/>
-              <w:left w:w="90" w:type="dxa"/>
-              <w:right w:w="90" w:type="dxa"/>
-            </w:tcMar>
-            <w:shd w:fill="F7F7F7"/>
-          </w:tcPr>
-          <w:p>
-            <w:pPr>
-              <w:spacing w:before="20" w:after="20" w:line="276" w:lineRule="auto"/>
-              <w:jc w:val="center"/>
-            </w:pPr>
-            <w:r>
-              <w:rPr>
-                <w:rFonts w:ascii="Times New Roman" w:hAnsi="Times New Roman" w:eastAsia="宋体"/>
-                <w:b w:val="0"/>
-                <w:color w:val="000000"/>
-                <w:sz w:val="18"/>
-              </w:rPr>
-              <w:t>设备</w:t>
-            </w:r>
-          </w:p>
-        </w:tc>
-        <w:tc>
-          <w:tcPr>
-            <w:tcW w:type="dxa" w:w="4513"/>
+            <w:tcW w:type="dxa" w:w="2256"/>
             <w:vAlign w:val="center"/>
             <w:tcMar>
               <w:top w:w="70" w:type="dxa"/>
@@ -4051,104 +2507,13 @@
                 <w:color w:val="000000"/>
                 <w:sz w:val="18"/>
               </w:rPr>
-              <w:t>绑定解绑、定位详情、接入密钥签发</w:t>
-            </w:r>
-          </w:p>
-        </w:tc>
-      </w:tr>
-      <w:tr>
-        <w:trPr>
-          <w:cantSplit/>
-        </w:trPr>
-        <w:tc>
-          <w:tcPr>
-            <w:tcW w:type="dxa" w:w="4513"/>
-            <w:vAlign w:val="center"/>
-            <w:tcMar>
-              <w:top w:w="70" w:type="dxa"/>
-              <w:bottom w:w="70" w:type="dxa"/>
-              <w:left w:w="90" w:type="dxa"/>
-              <w:right w:w="90" w:type="dxa"/>
-            </w:tcMar>
-          </w:tcPr>
-          <w:p>
-            <w:pPr>
-              <w:spacing w:before="20" w:after="20" w:line="276" w:lineRule="auto"/>
-              <w:jc w:val="center"/>
-            </w:pPr>
-            <w:r>
-              <w:rPr>
-                <w:rFonts w:ascii="Times New Roman" w:hAnsi="Times New Roman" w:eastAsia="宋体"/>
-                <w:b w:val="0"/>
-                <w:color w:val="000000"/>
-                <w:sz w:val="18"/>
-              </w:rPr>
-              <w:t>数据模拟</w:t>
+              <w:t>仅系统管理员 ADMIN</w:t>
             </w:r>
           </w:p>
         </w:tc>
         <w:tc>
           <w:tcPr>
-            <w:tcW w:type="dxa" w:w="4513"/>
-            <w:vAlign w:val="center"/>
-            <w:tcMar>
-              <w:top w:w="70" w:type="dxa"/>
-              <w:bottom w:w="70" w:type="dxa"/>
-              <w:left w:w="90" w:type="dxa"/>
-              <w:right w:w="90" w:type="dxa"/>
-            </w:tcMar>
-          </w:tcPr>
-          <w:p>
-            <w:pPr>
-              <w:spacing w:before="20" w:after="20" w:line="276" w:lineRule="auto"/>
-            </w:pPr>
-            <w:r>
-              <w:rPr>
-                <w:rFonts w:ascii="Times New Roman" w:hAnsi="Times New Roman" w:eastAsia="宋体"/>
-                <w:b w:val="0"/>
-                <w:color w:val="000000"/>
-                <w:sz w:val="18"/>
-              </w:rPr>
-              <w:t>设备和场景选择、参数校验、轨迹预览、批量结果</w:t>
-            </w:r>
-          </w:p>
-        </w:tc>
-      </w:tr>
-      <w:tr>
-        <w:trPr>
-          <w:cantSplit/>
-        </w:trPr>
-        <w:tc>
-          <w:tcPr>
-            <w:tcW w:type="dxa" w:w="4513"/>
-            <w:vAlign w:val="center"/>
-            <w:tcMar>
-              <w:top w:w="70" w:type="dxa"/>
-              <w:bottom w:w="70" w:type="dxa"/>
-              <w:left w:w="90" w:type="dxa"/>
-              <w:right w:w="90" w:type="dxa"/>
-            </w:tcMar>
-            <w:shd w:fill="F7F7F7"/>
-          </w:tcPr>
-          <w:p>
-            <w:pPr>
-              <w:spacing w:before="20" w:after="20" w:line="276" w:lineRule="auto"/>
-              <w:jc w:val="center"/>
-            </w:pPr>
-            <w:r>
-              <w:rPr>
-                <w:rFonts w:ascii="Times New Roman" w:hAnsi="Times New Roman" w:eastAsia="宋体"/>
-                <w:b w:val="0"/>
-                <w:color w:val="000000"/>
-                <w:sz w:val="18"/>
-              </w:rPr>
-              <w:t>轨迹围栏</w:t>
-            </w:r>
-          </w:p>
-        </w:tc>
-        <w:tc>
-          <w:tcPr>
-            <w:tcW w:type="dxa" w:w="4513"/>
+            <w:tcW w:type="dxa" w:w="2256"/>
             <w:vAlign w:val="center"/>
             <w:tcMar>
               <w:top w:w="70" w:type="dxa"/>
@@ -4169,7 +2534,7 @@
                 <w:color w:val="000000"/>
                 <w:sz w:val="18"/>
               </w:rPr>
-              <w:t>回放、缺口、围栏和告警状态</w:t>
+              <w:t>仅允许物理删除无任何关联业务记录的误录档案，其余只能软归档</w:t>
             </w:r>
           </w:p>
         </w:tc>
@@ -4180,34 +2545,7 @@
         </w:trPr>
         <w:tc>
           <w:tcPr>
-            <w:tcW w:type="dxa" w:w="4513"/>
-            <w:vAlign w:val="center"/>
-            <w:tcMar>
-              <w:top w:w="70" w:type="dxa"/>
-              <w:bottom w:w="70" w:type="dxa"/>
-              <w:left w:w="90" w:type="dxa"/>
-              <w:right w:w="90" w:type="dxa"/>
-            </w:tcMar>
-          </w:tcPr>
-          <w:p>
-            <w:pPr>
-              <w:spacing w:before="20" w:after="20" w:line="276" w:lineRule="auto"/>
-              <w:jc w:val="center"/>
-            </w:pPr>
-            <w:r>
-              <w:rPr>
-                <w:rFonts w:ascii="Times New Roman" w:hAnsi="Times New Roman" w:eastAsia="宋体"/>
-                <w:b w:val="0"/>
-                <w:color w:val="000000"/>
-                <w:sz w:val="18"/>
-              </w:rPr>
-              <w:t>通用</w:t>
-            </w:r>
-          </w:p>
-        </w:tc>
-        <w:tc>
-          <w:tcPr>
-            <w:tcW w:type="dxa" w:w="4513"/>
+            <w:tcW w:type="dxa" w:w="2256"/>
             <w:vAlign w:val="center"/>
             <w:tcMar>
               <w:top w:w="70" w:type="dxa"/>
@@ -4227,7 +2565,307 @@
                 <w:color w:val="000000"/>
                 <w:sz w:val="18"/>
               </w:rPr>
-              <w:t>加载 失败 空数据；角色隐藏未授权入口</w:t>
+              <w:t>/api/v1/demo/*</w:t>
+            </w:r>
+          </w:p>
+        </w:tc>
+        <w:tc>
+          <w:tcPr>
+            <w:tcW w:type="dxa" w:w="2256"/>
+            <w:vAlign w:val="center"/>
+            <w:tcMar>
+              <w:top w:w="70" w:type="dxa"/>
+              <w:bottom w:w="70" w:type="dxa"/>
+              <w:left w:w="90" w:type="dxa"/>
+              <w:right w:w="90" w:type="dxa"/>
+            </w:tcMar>
+          </w:tcPr>
+          <w:p>
+            <w:pPr>
+              <w:spacing w:before="20" w:after="20" w:line="276" w:lineRule="auto"/>
+            </w:pPr>
+            <w:r>
+              <w:rPr>
+                <w:rFonts w:ascii="Times New Roman" w:hAnsi="Times New Roman" w:eastAsia="宋体"/>
+                <w:b w:val="0"/>
+                <w:color w:val="000000"/>
+                <w:sz w:val="18"/>
+              </w:rPr>
+              <w:t>POST</w:t>
+            </w:r>
+          </w:p>
+        </w:tc>
+        <w:tc>
+          <w:tcPr>
+            <w:tcW w:type="dxa" w:w="2256"/>
+            <w:vAlign w:val="center"/>
+            <w:tcMar>
+              <w:top w:w="70" w:type="dxa"/>
+              <w:bottom w:w="70" w:type="dxa"/>
+              <w:left w:w="90" w:type="dxa"/>
+              <w:right w:w="90" w:type="dxa"/>
+            </w:tcMar>
+          </w:tcPr>
+          <w:p>
+            <w:pPr>
+              <w:spacing w:before="20" w:after="20" w:line="276" w:lineRule="auto"/>
+            </w:pPr>
+            <w:r>
+              <w:rPr>
+                <w:rFonts w:ascii="Times New Roman" w:hAnsi="Times New Roman" w:eastAsia="宋体"/>
+                <w:b w:val="0"/>
+                <w:color w:val="000000"/>
+                <w:sz w:val="18"/>
+              </w:rPr>
+              <w:t>仅管理员且在 demo 环境</w:t>
+            </w:r>
+          </w:p>
+        </w:tc>
+        <w:tc>
+          <w:tcPr>
+            <w:tcW w:type="dxa" w:w="2256"/>
+            <w:vAlign w:val="center"/>
+            <w:tcMar>
+              <w:top w:w="70" w:type="dxa"/>
+              <w:bottom w:w="70" w:type="dxa"/>
+              <w:left w:w="90" w:type="dxa"/>
+              <w:right w:w="90" w:type="dxa"/>
+            </w:tcMar>
+          </w:tcPr>
+          <w:p>
+            <w:pPr>
+              <w:spacing w:before="20" w:after="20" w:line="276" w:lineRule="auto"/>
+            </w:pPr>
+            <w:r>
+              <w:rPr>
+                <w:rFonts w:ascii="Times New Roman" w:hAnsi="Times New Roman" w:eastAsia="宋体"/>
+                <w:b w:val="0"/>
+                <w:color w:val="000000"/>
+                <w:sz w:val="18"/>
+              </w:rPr>
+              <w:t>提供轨迹模拟与批量注入，非 demo 环境直接返回 404 Not Found</w:t>
+            </w:r>
+          </w:p>
+        </w:tc>
+      </w:tr>
+      <w:tr>
+        <w:trPr>
+          <w:cantSplit/>
+        </w:trPr>
+        <w:tc>
+          <w:tcPr>
+            <w:tcW w:type="dxa" w:w="2256"/>
+            <w:vAlign w:val="center"/>
+            <w:tcMar>
+              <w:top w:w="70" w:type="dxa"/>
+              <w:bottom w:w="70" w:type="dxa"/>
+              <w:left w:w="90" w:type="dxa"/>
+              <w:right w:w="90" w:type="dxa"/>
+            </w:tcMar>
+            <w:shd w:fill="F7F7F7"/>
+          </w:tcPr>
+          <w:p>
+            <w:pPr>
+              <w:spacing w:before="20" w:after="20" w:line="276" w:lineRule="auto"/>
+            </w:pPr>
+            <w:r>
+              <w:rPr>
+                <w:rFonts w:ascii="Times New Roman" w:hAnsi="Times New Roman" w:eastAsia="宋体"/>
+                <w:b w:val="0"/>
+                <w:color w:val="000000"/>
+                <w:sz w:val="18"/>
+              </w:rPr>
+              <w:t>/api/device/v1/locations</w:t>
+            </w:r>
+          </w:p>
+        </w:tc>
+        <w:tc>
+          <w:tcPr>
+            <w:tcW w:type="dxa" w:w="2256"/>
+            <w:vAlign w:val="center"/>
+            <w:tcMar>
+              <w:top w:w="70" w:type="dxa"/>
+              <w:bottom w:w="70" w:type="dxa"/>
+              <w:left w:w="90" w:type="dxa"/>
+              <w:right w:w="90" w:type="dxa"/>
+            </w:tcMar>
+            <w:shd w:fill="F7F7F7"/>
+          </w:tcPr>
+          <w:p>
+            <w:pPr>
+              <w:spacing w:before="20" w:after="20" w:line="276" w:lineRule="auto"/>
+            </w:pPr>
+            <w:r>
+              <w:rPr>
+                <w:rFonts w:ascii="Times New Roman" w:hAnsi="Times New Roman" w:eastAsia="宋体"/>
+                <w:b w:val="0"/>
+                <w:color w:val="000000"/>
+                <w:sz w:val="18"/>
+              </w:rPr>
+              <w:t>POST</w:t>
+            </w:r>
+          </w:p>
+        </w:tc>
+        <w:tc>
+          <w:tcPr>
+            <w:tcW w:type="dxa" w:w="2256"/>
+            <w:vAlign w:val="center"/>
+            <w:tcMar>
+              <w:top w:w="70" w:type="dxa"/>
+              <w:bottom w:w="70" w:type="dxa"/>
+              <w:left w:w="90" w:type="dxa"/>
+              <w:right w:w="90" w:type="dxa"/>
+            </w:tcMar>
+            <w:shd w:fill="F7F7F7"/>
+          </w:tcPr>
+          <w:p>
+            <w:pPr>
+              <w:spacing w:before="20" w:after="20" w:line="276" w:lineRule="auto"/>
+            </w:pPr>
+            <w:r>
+              <w:rPr>
+                <w:rFonts w:ascii="Times New Roman" w:hAnsi="Times New Roman" w:eastAsia="宋体"/>
+                <w:b w:val="0"/>
+                <w:color w:val="000000"/>
+                <w:sz w:val="18"/>
+              </w:rPr>
+              <w:t>携带 X-Device-Key</w:t>
+            </w:r>
+          </w:p>
+        </w:tc>
+        <w:tc>
+          <w:tcPr>
+            <w:tcW w:type="dxa" w:w="2256"/>
+            <w:vAlign w:val="center"/>
+            <w:tcMar>
+              <w:top w:w="70" w:type="dxa"/>
+              <w:bottom w:w="70" w:type="dxa"/>
+              <w:left w:w="90" w:type="dxa"/>
+              <w:right w:w="90" w:type="dxa"/>
+            </w:tcMar>
+            <w:shd w:fill="F7F7F7"/>
+          </w:tcPr>
+          <w:p>
+            <w:pPr>
+              <w:spacing w:before="20" w:after="20" w:line="276" w:lineRule="auto"/>
+            </w:pPr>
+            <w:r>
+              <w:rPr>
+                <w:rFonts w:ascii="Times New Roman" w:hAnsi="Times New Roman" w:eastAsia="宋体"/>
+                <w:b w:val="0"/>
+                <w:color w:val="000000"/>
+                <w:sz w:val="18"/>
+              </w:rPr>
+              <w:t>标准穿戴设备批量 GPS 上报，支持 1~500 点高效写入与整批幂等</w:t>
+            </w:r>
+          </w:p>
+        </w:tc>
+      </w:tr>
+      <w:tr>
+        <w:trPr>
+          <w:cantSplit/>
+        </w:trPr>
+        <w:tc>
+          <w:tcPr>
+            <w:tcW w:type="dxa" w:w="2256"/>
+            <w:vAlign w:val="center"/>
+            <w:tcMar>
+              <w:top w:w="70" w:type="dxa"/>
+              <w:bottom w:w="70" w:type="dxa"/>
+              <w:left w:w="90" w:type="dxa"/>
+              <w:right w:w="90" w:type="dxa"/>
+            </w:tcMar>
+          </w:tcPr>
+          <w:p>
+            <w:pPr>
+              <w:spacing w:before="20" w:after="20" w:line="276" w:lineRule="auto"/>
+            </w:pPr>
+            <w:r>
+              <w:rPr>
+                <w:rFonts w:ascii="Times New Roman" w:hAnsi="Times New Roman" w:eastAsia="宋体"/>
+                <w:b w:val="0"/>
+                <w:color w:val="000000"/>
+                <w:sz w:val="18"/>
+              </w:rPr>
+              <w:t>/api/device/v1/heartbeats</w:t>
+            </w:r>
+          </w:p>
+        </w:tc>
+        <w:tc>
+          <w:tcPr>
+            <w:tcW w:type="dxa" w:w="2256"/>
+            <w:vAlign w:val="center"/>
+            <w:tcMar>
+              <w:top w:w="70" w:type="dxa"/>
+              <w:bottom w:w="70" w:type="dxa"/>
+              <w:left w:w="90" w:type="dxa"/>
+              <w:right w:w="90" w:type="dxa"/>
+            </w:tcMar>
+          </w:tcPr>
+          <w:p>
+            <w:pPr>
+              <w:spacing w:before="20" w:after="20" w:line="276" w:lineRule="auto"/>
+            </w:pPr>
+            <w:r>
+              <w:rPr>
+                <w:rFonts w:ascii="Times New Roman" w:hAnsi="Times New Roman" w:eastAsia="宋体"/>
+                <w:b w:val="0"/>
+                <w:color w:val="000000"/>
+                <w:sz w:val="18"/>
+              </w:rPr>
+              <w:t>POST</w:t>
+            </w:r>
+          </w:p>
+        </w:tc>
+        <w:tc>
+          <w:tcPr>
+            <w:tcW w:type="dxa" w:w="2256"/>
+            <w:vAlign w:val="center"/>
+            <w:tcMar>
+              <w:top w:w="70" w:type="dxa"/>
+              <w:bottom w:w="70" w:type="dxa"/>
+              <w:left w:w="90" w:type="dxa"/>
+              <w:right w:w="90" w:type="dxa"/>
+            </w:tcMar>
+          </w:tcPr>
+          <w:p>
+            <w:pPr>
+              <w:spacing w:before="20" w:after="20" w:line="276" w:lineRule="auto"/>
+            </w:pPr>
+            <w:r>
+              <w:rPr>
+                <w:rFonts w:ascii="Times New Roman" w:hAnsi="Times New Roman" w:eastAsia="宋体"/>
+                <w:b w:val="0"/>
+                <w:color w:val="000000"/>
+                <w:sz w:val="18"/>
+              </w:rPr>
+              <w:t>携带 X-Device-Key</w:t>
+            </w:r>
+          </w:p>
+        </w:tc>
+        <w:tc>
+          <w:tcPr>
+            <w:tcW w:type="dxa" w:w="2256"/>
+            <w:vAlign w:val="center"/>
+            <w:tcMar>
+              <w:top w:w="70" w:type="dxa"/>
+              <w:bottom w:w="70" w:type="dxa"/>
+              <w:left w:w="90" w:type="dxa"/>
+              <w:right w:w="90" w:type="dxa"/>
+            </w:tcMar>
+          </w:tcPr>
+          <w:p>
+            <w:pPr>
+              <w:spacing w:before="20" w:after="20" w:line="276" w:lineRule="auto"/>
+            </w:pPr>
+            <w:r>
+              <w:rPr>
+                <w:rFonts w:ascii="Times New Roman" w:hAnsi="Times New Roman" w:eastAsia="宋体"/>
+                <w:b w:val="0"/>
+                <w:color w:val="000000"/>
+                <w:sz w:val="18"/>
+              </w:rPr>
+              <w:t>穿戴设备在线心跳上报，基于 (device_id, event_id) 持久化幂等</w:t>
             </w:r>
           </w:p>
         </w:tc>
@@ -4251,6 +2889,7 @@
         <w:pStyle w:val="Heading1"/>
         <w:spacing w:after="140" w:line="324" w:lineRule="auto" w:before="160"/>
         <w:keepNext/>
+        <w:pageBreakBefore/>
         <w:snapToGrid w:val="0"/>
       </w:pPr>
       <w:r>
@@ -4260,7 +2899,7 @@
           <w:color w:val="000000"/>
           <w:sz w:val="32"/>
         </w:rPr>
-        <w:t>7 事务与错误恢复</w:t>
+        <w:t>3 核心业务领域状态流转与并发控制设计</w:t>
       </w:r>
     </w:p>
     <w:p>
@@ -4274,7 +2913,7 @@
           <w:color w:val="000000"/>
           <w:sz w:val="21"/>
         </w:rPr>
-        <w:t>批量任一点失败时整个事务回滚。设备网络超时保留原 eventId 原样重传；400 修正数据，401 停止并申请新密钥，409 检查绑定或事件编号。后台普通表单继续按现有 CSRF 和版本冲突处理。</w:t>
+        <w:t>3.1 老人健康档案生命周期与乐观锁并发控制：老人档案状态包含在册（ACTIVE）与归档（ARCHIVED）。针对医养机构多端并发编辑老人档案的业务冲突问题，在 elder 表中引入 version 字段。当客户端发起更新时，SQL 自动附带 WHERE id = #{id} AND version = #{version}；若版本已被他人抢先更新，MyBatis-Plus 乐观锁拦截器抛出业务异常，通知前端提示用户刷新最新数据后再试，杜绝静默脏写。</w:t>
       </w:r>
     </w:p>
     <w:p>
@@ -4288,7 +2927,7 @@
           <w:color w:val="000000"/>
           <w:sz w:val="21"/>
         </w:rPr>
-        <w:t>设备分布仍存在按条补查，扩大规模时需批量查询并重测。当前监测串行锁适合课程版一致性验证，不代表高吞吐硬件接入架构。</w:t>
+        <w:t>3.2 家庭医生签约与随访履约闭环：随访计划具备到期应访、履约完成与因故取消三种状态。单项随访计划严格受声明式事务（@Transactional）保护，仅允许执行一次完成操作，完成时同步记录医生签字结果与随访小结，确保履约数据的司法合规性。</w:t>
       </w:r>
     </w:p>
     <w:p>
@@ -4305,7 +2944,7 @@
           <w:color w:val="000000"/>
           <w:sz w:val="32"/>
         </w:rPr>
-        <w:t>8 开发者入口</w:t>
+        <w:t>4 空间地理计算与电子围栏告警状态机算法</w:t>
       </w:r>
     </w:p>
     <w:p>
@@ -4319,7 +2958,733 @@
           <w:color w:val="000000"/>
           <w:sz w:val="21"/>
         </w:rPr>
-        <w:t>完整端点与请求示例见 docs/API.md 和 docs/DEVICE-INGEST.md。全新结构使用 database/01-schema.sql，V1.0 升级使用 database/03-device-ingest-upgrade.sql。</w:t>
+        <w:t>4.1 Haversine 大圆航线空间距离算法：系统采用 WGS84 椭球体几何投影模型，解算智能穿戴腕表经纬度 (lat1, lon1) 与电子围栏中心点 (lat2, lon2) 之间的地表大圆弧线距离 d：</w:t>
+      </w:r>
+    </w:p>
+    <w:p>
+      <w:pPr>
+        <w:spacing w:after="120" w:line="324" w:lineRule="auto"/>
+        <w:snapToGrid w:val="0"/>
+      </w:pPr>
+      <w:r>
+        <w:rPr>
+          <w:rFonts w:ascii="Times New Roman" w:hAnsi="Times New Roman" w:eastAsia="宋体"/>
+          <w:color w:val="000000"/>
+          <w:sz w:val="21"/>
+        </w:rPr>
+        <w:t>设 Δlat = lat2 - lat1，Δlon = lon2 - lon1，a = sin²(Δlat/2) + cos(lat1)·cos(lat2)·sin²(Δlon/2)，c = 2·atan2(√a, √(1-a))，则空间距离 d = R·c（其中地球半径 R 取 6371000 米）。当 d &gt; radius_m 时判定为越界离开，否则判定在围栏内部。</w:t>
+      </w:r>
+    </w:p>
+    <w:p>
+      <w:pPr>
+        <w:spacing w:after="120" w:line="324" w:lineRule="auto"/>
+        <w:snapToGrid w:val="0"/>
+      </w:pPr>
+      <w:r>
+        <w:rPr>
+          <w:rFonts w:ascii="Times New Roman" w:hAnsi="Times New Roman" w:eastAsia="宋体"/>
+          <w:color w:val="000000"/>
+          <w:sz w:val="21"/>
+        </w:rPr>
+        <w:t>4.2 围栏告警防抖有限状态机（FSM）跃迁机制：为杜绝 GPS 信号漂移造成的告警风暴，状态机遵循以下严密跃迁矩阵：</w:t>
+      </w:r>
+    </w:p>
+    <w:tbl>
+      <w:tblPr>
+        <w:tblW w:type="auto" w:w="0"/>
+        <w:jc w:val="center"/>
+        <w:tblLayout w:type="autofit"/>
+        <w:tblLook w:firstColumn="1" w:firstRow="1" w:lastColumn="0" w:lastRow="0" w:noHBand="0" w:noVBand="1" w:val="04A0"/>
+        <w:tblBorders>
+          <w:top w:val="single" w:sz="6" w:color="B7B7B7"/>
+          <w:left w:val="single" w:sz="6" w:color="B7B7B7"/>
+          <w:bottom w:val="single" w:sz="6" w:color="B7B7B7"/>
+          <w:right w:val="single" w:sz="6" w:color="B7B7B7"/>
+          <w:insideH w:val="single" w:sz="6" w:color="B7B7B7"/>
+          <w:insideV w:val="single" w:sz="6" w:color="B7B7B7"/>
+        </w:tblBorders>
+      </w:tblPr>
+      <w:tblGrid>
+        <w:gridCol w:w="2256"/>
+        <w:gridCol w:w="2256"/>
+        <w:gridCol w:w="2256"/>
+        <w:gridCol w:w="2256"/>
+      </w:tblGrid>
+      <w:tr>
+        <w:trPr>
+          <w:cantSplit/>
+          <w:tblHeader/>
+        </w:trPr>
+        <w:tc>
+          <w:tcPr>
+            <w:tcW w:type="dxa" w:w="2256"/>
+            <w:vAlign w:val="center"/>
+            <w:tcMar>
+              <w:top w:w="70" w:type="dxa"/>
+              <w:bottom w:w="70" w:type="dxa"/>
+              <w:left w:w="90" w:type="dxa"/>
+              <w:right w:w="90" w:type="dxa"/>
+            </w:tcMar>
+            <w:shd w:fill="D9D9D9"/>
+          </w:tcPr>
+          <w:p>
+            <w:pPr>
+              <w:spacing w:before="20" w:after="20" w:line="276" w:lineRule="auto"/>
+            </w:pPr>
+            <w:r>
+              <w:rPr>
+                <w:rFonts w:ascii="Times New Roman" w:hAnsi="Times New Roman" w:eastAsia="黑体"/>
+                <w:b/>
+                <w:color w:val="000000"/>
+                <w:sz w:val="18"/>
+              </w:rPr>
+              <w:t>前置状态</w:t>
+            </w:r>
+          </w:p>
+        </w:tc>
+        <w:tc>
+          <w:tcPr>
+            <w:tcW w:type="dxa" w:w="2256"/>
+            <w:vAlign w:val="center"/>
+            <w:tcMar>
+              <w:top w:w="70" w:type="dxa"/>
+              <w:bottom w:w="70" w:type="dxa"/>
+              <w:left w:w="90" w:type="dxa"/>
+              <w:right w:w="90" w:type="dxa"/>
+            </w:tcMar>
+            <w:shd w:fill="D9D9D9"/>
+          </w:tcPr>
+          <w:p>
+            <w:pPr>
+              <w:spacing w:before="20" w:after="20" w:line="276" w:lineRule="auto"/>
+            </w:pPr>
+            <w:r>
+              <w:rPr>
+                <w:rFonts w:ascii="Times New Roman" w:hAnsi="Times New Roman" w:eastAsia="黑体"/>
+                <w:b/>
+                <w:color w:val="000000"/>
+                <w:sz w:val="18"/>
+              </w:rPr>
+              <w:t>输入新定位点判据</w:t>
+            </w:r>
+          </w:p>
+        </w:tc>
+        <w:tc>
+          <w:tcPr>
+            <w:tcW w:type="dxa" w:w="2256"/>
+            <w:vAlign w:val="center"/>
+            <w:tcMar>
+              <w:top w:w="70" w:type="dxa"/>
+              <w:bottom w:w="70" w:type="dxa"/>
+              <w:left w:w="90" w:type="dxa"/>
+              <w:right w:w="90" w:type="dxa"/>
+            </w:tcMar>
+            <w:shd w:fill="D9D9D9"/>
+          </w:tcPr>
+          <w:p>
+            <w:pPr>
+              <w:spacing w:before="20" w:after="20" w:line="276" w:lineRule="auto"/>
+            </w:pPr>
+            <w:r>
+              <w:rPr>
+                <w:rFonts w:ascii="Times New Roman" w:hAnsi="Times New Roman" w:eastAsia="黑体"/>
+                <w:b/>
+                <w:color w:val="000000"/>
+                <w:sz w:val="18"/>
+              </w:rPr>
+              <w:t>状态机动作与数据库事务处理</w:t>
+            </w:r>
+          </w:p>
+        </w:tc>
+        <w:tc>
+          <w:tcPr>
+            <w:tcW w:type="dxa" w:w="2256"/>
+            <w:vAlign w:val="center"/>
+            <w:tcMar>
+              <w:top w:w="70" w:type="dxa"/>
+              <w:bottom w:w="70" w:type="dxa"/>
+              <w:left w:w="90" w:type="dxa"/>
+              <w:right w:w="90" w:type="dxa"/>
+            </w:tcMar>
+            <w:shd w:fill="D9D9D9"/>
+          </w:tcPr>
+          <w:p>
+            <w:pPr>
+              <w:spacing w:before="20" w:after="20" w:line="276" w:lineRule="auto"/>
+            </w:pPr>
+            <w:r>
+              <w:rPr>
+                <w:rFonts w:ascii="Times New Roman" w:hAnsi="Times New Roman" w:eastAsia="黑体"/>
+                <w:b/>
+                <w:color w:val="000000"/>
+                <w:sz w:val="18"/>
+              </w:rPr>
+              <w:t>最终跃迁状态</w:t>
+            </w:r>
+          </w:p>
+        </w:tc>
+      </w:tr>
+      <w:tr>
+        <w:trPr>
+          <w:cantSplit/>
+        </w:trPr>
+        <w:tc>
+          <w:tcPr>
+            <w:tcW w:type="dxa" w:w="2256"/>
+            <w:vAlign w:val="center"/>
+            <w:tcMar>
+              <w:top w:w="70" w:type="dxa"/>
+              <w:bottom w:w="70" w:type="dxa"/>
+              <w:left w:w="90" w:type="dxa"/>
+              <w:right w:w="90" w:type="dxa"/>
+            </w:tcMar>
+          </w:tcPr>
+          <w:p>
+            <w:pPr>
+              <w:spacing w:before="20" w:after="20" w:line="276" w:lineRule="auto"/>
+            </w:pPr>
+            <w:r>
+              <w:rPr>
+                <w:rFonts w:ascii="Times New Roman" w:hAnsi="Times New Roman" w:eastAsia="宋体"/>
+                <w:b w:val="0"/>
+                <w:color w:val="000000"/>
+                <w:sz w:val="18"/>
+              </w:rPr>
+              <w:t>内部（SAFE）或未知</w:t>
+            </w:r>
+          </w:p>
+        </w:tc>
+        <w:tc>
+          <w:tcPr>
+            <w:tcW w:type="dxa" w:w="2256"/>
+            <w:vAlign w:val="center"/>
+            <w:tcMar>
+              <w:top w:w="70" w:type="dxa"/>
+              <w:bottom w:w="70" w:type="dxa"/>
+              <w:left w:w="90" w:type="dxa"/>
+              <w:right w:w="90" w:type="dxa"/>
+            </w:tcMar>
+          </w:tcPr>
+          <w:p>
+            <w:pPr>
+              <w:spacing w:before="20" w:after="20" w:line="276" w:lineRule="auto"/>
+            </w:pPr>
+            <w:r>
+              <w:rPr>
+                <w:rFonts w:ascii="Times New Roman" w:hAnsi="Times New Roman" w:eastAsia="宋体"/>
+                <w:b w:val="0"/>
+                <w:color w:val="000000"/>
+                <w:sz w:val="18"/>
+              </w:rPr>
+              <w:t>新定位点判定在围栏外</w:t>
+            </w:r>
+          </w:p>
+        </w:tc>
+        <w:tc>
+          <w:tcPr>
+            <w:tcW w:type="dxa" w:w="2256"/>
+            <w:vAlign w:val="center"/>
+            <w:tcMar>
+              <w:top w:w="70" w:type="dxa"/>
+              <w:bottom w:w="70" w:type="dxa"/>
+              <w:left w:w="90" w:type="dxa"/>
+              <w:right w:w="90" w:type="dxa"/>
+            </w:tcMar>
+          </w:tcPr>
+          <w:p>
+            <w:pPr>
+              <w:spacing w:before="20" w:after="20" w:line="276" w:lineRule="auto"/>
+            </w:pPr>
+            <w:r>
+              <w:rPr>
+                <w:rFonts w:ascii="Times New Roman" w:hAnsi="Times New Roman" w:eastAsia="宋体"/>
+                <w:b w:val="0"/>
+                <w:color w:val="000000"/>
+                <w:sz w:val="18"/>
+              </w:rPr>
+              <w:t>生成一条待处置越界告警事件（geofence_alert），状态机绑定该告警事件</w:t>
+            </w:r>
+          </w:p>
+        </w:tc>
+        <w:tc>
+          <w:tcPr>
+            <w:tcW w:type="dxa" w:w="2256"/>
+            <w:vAlign w:val="center"/>
+            <w:tcMar>
+              <w:top w:w="70" w:type="dxa"/>
+              <w:bottom w:w="70" w:type="dxa"/>
+              <w:left w:w="90" w:type="dxa"/>
+              <w:right w:w="90" w:type="dxa"/>
+            </w:tcMar>
+          </w:tcPr>
+          <w:p>
+            <w:pPr>
+              <w:spacing w:before="20" w:after="20" w:line="276" w:lineRule="auto"/>
+            </w:pPr>
+            <w:r>
+              <w:rPr>
+                <w:rFonts w:ascii="Times New Roman" w:hAnsi="Times New Roman" w:eastAsia="宋体"/>
+                <w:b w:val="0"/>
+                <w:color w:val="000000"/>
+                <w:sz w:val="18"/>
+              </w:rPr>
+              <w:t>越界告警（ALERT）</w:t>
+            </w:r>
+          </w:p>
+        </w:tc>
+      </w:tr>
+      <w:tr>
+        <w:trPr>
+          <w:cantSplit/>
+        </w:trPr>
+        <w:tc>
+          <w:tcPr>
+            <w:tcW w:type="dxa" w:w="2256"/>
+            <w:vAlign w:val="center"/>
+            <w:tcMar>
+              <w:top w:w="70" w:type="dxa"/>
+              <w:bottom w:w="70" w:type="dxa"/>
+              <w:left w:w="90" w:type="dxa"/>
+              <w:right w:w="90" w:type="dxa"/>
+            </w:tcMar>
+            <w:shd w:fill="F7F7F7"/>
+          </w:tcPr>
+          <w:p>
+            <w:pPr>
+              <w:spacing w:before="20" w:after="20" w:line="276" w:lineRule="auto"/>
+            </w:pPr>
+            <w:r>
+              <w:rPr>
+                <w:rFonts w:ascii="Times New Roman" w:hAnsi="Times New Roman" w:eastAsia="宋体"/>
+                <w:b w:val="0"/>
+                <w:color w:val="000000"/>
+                <w:sz w:val="18"/>
+              </w:rPr>
+              <w:t>越界告警（ALERT）</w:t>
+            </w:r>
+          </w:p>
+        </w:tc>
+        <w:tc>
+          <w:tcPr>
+            <w:tcW w:type="dxa" w:w="2256"/>
+            <w:vAlign w:val="center"/>
+            <w:tcMar>
+              <w:top w:w="70" w:type="dxa"/>
+              <w:bottom w:w="70" w:type="dxa"/>
+              <w:left w:w="90" w:type="dxa"/>
+              <w:right w:w="90" w:type="dxa"/>
+            </w:tcMar>
+            <w:shd w:fill="F7F7F7"/>
+          </w:tcPr>
+          <w:p>
+            <w:pPr>
+              <w:spacing w:before="20" w:after="20" w:line="276" w:lineRule="auto"/>
+            </w:pPr>
+            <w:r>
+              <w:rPr>
+                <w:rFonts w:ascii="Times New Roman" w:hAnsi="Times New Roman" w:eastAsia="宋体"/>
+                <w:b w:val="0"/>
+                <w:color w:val="000000"/>
+                <w:sz w:val="18"/>
+              </w:rPr>
+              <w:t>持续收到围栏外新定位</w:t>
+            </w:r>
+          </w:p>
+        </w:tc>
+        <w:tc>
+          <w:tcPr>
+            <w:tcW w:type="dxa" w:w="2256"/>
+            <w:vAlign w:val="center"/>
+            <w:tcMar>
+              <w:top w:w="70" w:type="dxa"/>
+              <w:bottom w:w="70" w:type="dxa"/>
+              <w:left w:w="90" w:type="dxa"/>
+              <w:right w:w="90" w:type="dxa"/>
+            </w:tcMar>
+            <w:shd w:fill="F7F7F7"/>
+          </w:tcPr>
+          <w:p>
+            <w:pPr>
+              <w:spacing w:before="20" w:after="20" w:line="276" w:lineRule="auto"/>
+            </w:pPr>
+            <w:r>
+              <w:rPr>
+                <w:rFonts w:ascii="Times New Roman" w:hAnsi="Times New Roman" w:eastAsia="宋体"/>
+                <w:b w:val="0"/>
+                <w:color w:val="000000"/>
+                <w:sz w:val="18"/>
+              </w:rPr>
+              <w:t>更新状态机 last_point_id，绝不重复生成告警事件，阻断告警风暴</w:t>
+            </w:r>
+          </w:p>
+        </w:tc>
+        <w:tc>
+          <w:tcPr>
+            <w:tcW w:type="dxa" w:w="2256"/>
+            <w:vAlign w:val="center"/>
+            <w:tcMar>
+              <w:top w:w="70" w:type="dxa"/>
+              <w:bottom w:w="70" w:type="dxa"/>
+              <w:left w:w="90" w:type="dxa"/>
+              <w:right w:w="90" w:type="dxa"/>
+            </w:tcMar>
+            <w:shd w:fill="F7F7F7"/>
+          </w:tcPr>
+          <w:p>
+            <w:pPr>
+              <w:spacing w:before="20" w:after="20" w:line="276" w:lineRule="auto"/>
+            </w:pPr>
+            <w:r>
+              <w:rPr>
+                <w:rFonts w:ascii="Times New Roman" w:hAnsi="Times New Roman" w:eastAsia="宋体"/>
+                <w:b w:val="0"/>
+                <w:color w:val="000000"/>
+                <w:sz w:val="18"/>
+              </w:rPr>
+              <w:t>维持越界（ALERT）</w:t>
+            </w:r>
+          </w:p>
+        </w:tc>
+      </w:tr>
+      <w:tr>
+        <w:trPr>
+          <w:cantSplit/>
+        </w:trPr>
+        <w:tc>
+          <w:tcPr>
+            <w:tcW w:type="dxa" w:w="2256"/>
+            <w:vAlign w:val="center"/>
+            <w:tcMar>
+              <w:top w:w="70" w:type="dxa"/>
+              <w:bottom w:w="70" w:type="dxa"/>
+              <w:left w:w="90" w:type="dxa"/>
+              <w:right w:w="90" w:type="dxa"/>
+            </w:tcMar>
+          </w:tcPr>
+          <w:p>
+            <w:pPr>
+              <w:spacing w:before="20" w:after="20" w:line="276" w:lineRule="auto"/>
+            </w:pPr>
+            <w:r>
+              <w:rPr>
+                <w:rFonts w:ascii="Times New Roman" w:hAnsi="Times New Roman" w:eastAsia="宋体"/>
+                <w:b w:val="0"/>
+                <w:color w:val="000000"/>
+                <w:sz w:val="18"/>
+              </w:rPr>
+              <w:t>越界告警（ALERT）</w:t>
+            </w:r>
+          </w:p>
+        </w:tc>
+        <w:tc>
+          <w:tcPr>
+            <w:tcW w:type="dxa" w:w="2256"/>
+            <w:vAlign w:val="center"/>
+            <w:tcMar>
+              <w:top w:w="70" w:type="dxa"/>
+              <w:bottom w:w="70" w:type="dxa"/>
+              <w:left w:w="90" w:type="dxa"/>
+              <w:right w:w="90" w:type="dxa"/>
+            </w:tcMar>
+          </w:tcPr>
+          <w:p>
+            <w:pPr>
+              <w:spacing w:before="20" w:after="20" w:line="276" w:lineRule="auto"/>
+            </w:pPr>
+            <w:r>
+              <w:rPr>
+                <w:rFonts w:ascii="Times New Roman" w:hAnsi="Times New Roman" w:eastAsia="宋体"/>
+                <w:b w:val="0"/>
+                <w:color w:val="000000"/>
+                <w:sz w:val="18"/>
+              </w:rPr>
+              <w:t>新定位点重新回到围栏内</w:t>
+            </w:r>
+          </w:p>
+        </w:tc>
+        <w:tc>
+          <w:tcPr>
+            <w:tcW w:type="dxa" w:w="2256"/>
+            <w:vAlign w:val="center"/>
+            <w:tcMar>
+              <w:top w:w="70" w:type="dxa"/>
+              <w:bottom w:w="70" w:type="dxa"/>
+              <w:left w:w="90" w:type="dxa"/>
+              <w:right w:w="90" w:type="dxa"/>
+            </w:tcMar>
+          </w:tcPr>
+          <w:p>
+            <w:pPr>
+              <w:spacing w:before="20" w:after="20" w:line="276" w:lineRule="auto"/>
+            </w:pPr>
+            <w:r>
+              <w:rPr>
+                <w:rFonts w:ascii="Times New Roman" w:hAnsi="Times New Roman" w:eastAsia="宋体"/>
+                <w:b w:val="0"/>
+                <w:color w:val="000000"/>
+                <w:sz w:val="18"/>
+              </w:rPr>
+              <w:t>更新当前告警事件的 returned_at 归巢时间与闭环原因，解绑活动告警</w:t>
+            </w:r>
+          </w:p>
+        </w:tc>
+        <w:tc>
+          <w:tcPr>
+            <w:tcW w:type="dxa" w:w="2256"/>
+            <w:vAlign w:val="center"/>
+            <w:tcMar>
+              <w:top w:w="70" w:type="dxa"/>
+              <w:bottom w:w="70" w:type="dxa"/>
+              <w:left w:w="90" w:type="dxa"/>
+              <w:right w:w="90" w:type="dxa"/>
+            </w:tcMar>
+          </w:tcPr>
+          <w:p>
+            <w:pPr>
+              <w:spacing w:before="20" w:after="20" w:line="276" w:lineRule="auto"/>
+            </w:pPr>
+            <w:r>
+              <w:rPr>
+                <w:rFonts w:ascii="Times New Roman" w:hAnsi="Times New Roman" w:eastAsia="宋体"/>
+                <w:b w:val="0"/>
+                <w:color w:val="000000"/>
+                <w:sz w:val="18"/>
+              </w:rPr>
+              <w:t>恢复正常（SAFE）</w:t>
+            </w:r>
+          </w:p>
+        </w:tc>
+      </w:tr>
+      <w:tr>
+        <w:trPr>
+          <w:cantSplit/>
+        </w:trPr>
+        <w:tc>
+          <w:tcPr>
+            <w:tcW w:type="dxa" w:w="2256"/>
+            <w:vAlign w:val="center"/>
+            <w:tcMar>
+              <w:top w:w="70" w:type="dxa"/>
+              <w:bottom w:w="70" w:type="dxa"/>
+              <w:left w:w="90" w:type="dxa"/>
+              <w:right w:w="90" w:type="dxa"/>
+            </w:tcMar>
+            <w:shd w:fill="F7F7F7"/>
+          </w:tcPr>
+          <w:p>
+            <w:pPr>
+              <w:spacing w:before="20" w:after="20" w:line="276" w:lineRule="auto"/>
+            </w:pPr>
+            <w:r>
+              <w:rPr>
+                <w:rFonts w:ascii="Times New Roman" w:hAnsi="Times New Roman" w:eastAsia="宋体"/>
+                <w:b w:val="0"/>
+                <w:color w:val="000000"/>
+                <w:sz w:val="18"/>
+              </w:rPr>
+              <w:t>任意状态</w:t>
+            </w:r>
+          </w:p>
+        </w:tc>
+        <w:tc>
+          <w:tcPr>
+            <w:tcW w:type="dxa" w:w="2256"/>
+            <w:vAlign w:val="center"/>
+            <w:tcMar>
+              <w:top w:w="70" w:type="dxa"/>
+              <w:bottom w:w="70" w:type="dxa"/>
+              <w:left w:w="90" w:type="dxa"/>
+              <w:right w:w="90" w:type="dxa"/>
+            </w:tcMar>
+            <w:shd w:fill="F7F7F7"/>
+          </w:tcPr>
+          <w:p>
+            <w:pPr>
+              <w:spacing w:before="20" w:after="20" w:line="276" w:lineRule="auto"/>
+            </w:pPr>
+            <w:r>
+              <w:rPr>
+                <w:rFonts w:ascii="Times New Roman" w:hAnsi="Times New Roman" w:eastAsia="宋体"/>
+                <w:b w:val="0"/>
+                <w:color w:val="000000"/>
+                <w:sz w:val="18"/>
+              </w:rPr>
+              <w:t>收到迟到历史定位（时间戳更旧）</w:t>
+            </w:r>
+          </w:p>
+        </w:tc>
+        <w:tc>
+          <w:tcPr>
+            <w:tcW w:type="dxa" w:w="2256"/>
+            <w:vAlign w:val="center"/>
+            <w:tcMar>
+              <w:top w:w="70" w:type="dxa"/>
+              <w:bottom w:w="70" w:type="dxa"/>
+              <w:left w:w="90" w:type="dxa"/>
+              <w:right w:w="90" w:type="dxa"/>
+            </w:tcMar>
+            <w:shd w:fill="F7F7F7"/>
+          </w:tcPr>
+          <w:p>
+            <w:pPr>
+              <w:spacing w:before="20" w:after="20" w:line="276" w:lineRule="auto"/>
+            </w:pPr>
+            <w:r>
+              <w:rPr>
+                <w:rFonts w:ascii="Times New Roman" w:hAnsi="Times New Roman" w:eastAsia="宋体"/>
+                <w:b w:val="0"/>
+                <w:color w:val="000000"/>
+                <w:sz w:val="18"/>
+              </w:rPr>
+              <w:t>定位流水正常入库留痕，但不推动当前围栏状态机跃迁，防状态回退颠簸</w:t>
+            </w:r>
+          </w:p>
+        </w:tc>
+        <w:tc>
+          <w:tcPr>
+            <w:tcW w:type="dxa" w:w="2256"/>
+            <w:vAlign w:val="center"/>
+            <w:tcMar>
+              <w:top w:w="70" w:type="dxa"/>
+              <w:bottom w:w="70" w:type="dxa"/>
+              <w:left w:w="90" w:type="dxa"/>
+              <w:right w:w="90" w:type="dxa"/>
+            </w:tcMar>
+            <w:shd w:fill="F7F7F7"/>
+          </w:tcPr>
+          <w:p>
+            <w:pPr>
+              <w:spacing w:before="20" w:after="20" w:line="276" w:lineRule="auto"/>
+            </w:pPr>
+            <w:r>
+              <w:rPr>
+                <w:rFonts w:ascii="Times New Roman" w:hAnsi="Times New Roman" w:eastAsia="宋体"/>
+                <w:b w:val="0"/>
+                <w:color w:val="000000"/>
+                <w:sz w:val="18"/>
+              </w:rPr>
+              <w:t>维持原状态</w:t>
+            </w:r>
+          </w:p>
+        </w:tc>
+      </w:tr>
+    </w:tbl>
+    <w:p>
+      <w:pPr>
+        <w:spacing w:after="0" w:line="324" w:lineRule="auto"/>
+        <w:snapToGrid w:val="0"/>
+      </w:pPr>
+      <w:r>
+        <w:rPr>
+          <w:rFonts w:ascii="Times New Roman" w:hAnsi="Times New Roman" w:eastAsia="宋体"/>
+          <w:color w:val="000000"/>
+          <w:sz w:val="4"/>
+        </w:rPr>
+      </w:r>
+    </w:p>
+    <w:p>
+      <w:pPr>
+        <w:pStyle w:val="Heading1"/>
+        <w:spacing w:after="140" w:line="324" w:lineRule="auto" w:before="160"/>
+        <w:keepNext/>
+        <w:pageBreakBefore/>
+        <w:snapToGrid w:val="0"/>
+      </w:pPr>
+      <w:r>
+        <w:rPr>
+          <w:rFonts w:ascii="Times New Roman" w:hAnsi="Times New Roman" w:eastAsia="黑体"/>
+          <w:b/>
+          <w:color w:val="000000"/>
+          <w:sz w:val="32"/>
+        </w:rPr>
+        <w:t>5 智能设备安全接入凭证与通信幂等性设计</w:t>
+      </w:r>
+    </w:p>
+    <w:p>
+      <w:pPr>
+        <w:spacing w:after="120" w:line="324" w:lineRule="auto"/>
+        <w:snapToGrid w:val="0"/>
+      </w:pPr>
+      <w:r>
+        <w:rPr>
+          <w:rFonts w:ascii="Times New Roman" w:hAnsi="Times New Roman" w:eastAsia="宋体"/>
+          <w:color w:val="000000"/>
+          <w:sz w:val="21"/>
+        </w:rPr>
+        <w:t>5.1 设备专属凭据与单向哈希存储：每台智能腕表出厂入库后由管理员在后台签发独立通信密钥。密钥由系统生成 32 字节密码学强随机数，明文仅在签发时向管理员一次性展示；数据库 device_credential 表仅持久化加盐 SHA-256 摘要（key_hash）。设备端请求在 HTTP 请求头携带 X-Device-Key，服务端通过比对摘要完成鉴权，支持密钥即时轮换与旧凭证一秒失效。</w:t>
+      </w:r>
+    </w:p>
+    <w:p>
+      <w:pPr>
+        <w:spacing w:after="120" w:line="324" w:lineRule="auto"/>
+        <w:snapToGrid w:val="0"/>
+      </w:pPr>
+      <w:r>
+        <w:rPr>
+          <w:rFonts w:ascii="Times New Roman" w:hAnsi="Times New Roman" w:eastAsia="宋体"/>
+          <w:color w:val="000000"/>
+          <w:sz w:val="21"/>
+        </w:rPr>
+        <w:t>5.2 基于事件唯一编号的持久化幂等性：智能穿戴设备由于弱网容易发起网络超时重试。系统在 location_point 与 device_heartbeat_event 表中均建立了 (device_id, event_id) 唯一索引。当设备原样重传相同事件时，服务端捕获唯一键冲突并识别为重复上报，直接返回成功响应；若客户端使用已有 eventId 篡改时间或坐标重新提交，系统强行抛出 HTTP 409 业务冲突异常，杜绝伪造数据。</w:t>
+      </w:r>
+    </w:p>
+    <w:p>
+      <w:pPr>
+        <w:pStyle w:val="Heading1"/>
+        <w:spacing w:after="140" w:line="324" w:lineRule="auto" w:before="160"/>
+        <w:keepNext/>
+        <w:snapToGrid w:val="0"/>
+      </w:pPr>
+      <w:r>
+        <w:rPr>
+          <w:rFonts w:ascii="Times New Roman" w:hAnsi="Times New Roman" w:eastAsia="黑体"/>
+          <w:b/>
+          <w:color w:val="000000"/>
+          <w:sz w:val="32"/>
+        </w:rPr>
+        <w:t>6 前端工程架构与核心组件详细实现</w:t>
+      </w:r>
+    </w:p>
+    <w:p>
+      <w:pPr>
+        <w:spacing w:after="120" w:line="324" w:lineRule="auto"/>
+        <w:snapToGrid w:val="0"/>
+      </w:pPr>
+      <w:r>
+        <w:rPr>
+          <w:rFonts w:ascii="Times New Roman" w:hAnsi="Times New Roman" w:eastAsia="宋体"/>
+          <w:color w:val="000000"/>
+          <w:sz w:val="21"/>
+        </w:rPr>
+        <w:t>6.1 Vue 3 组合式架构：前端采用 Vue 3 Composition API + Pinia 状态管理模式，构建了模块化清晰的业务前端体系。App.vue 负责全局路由拓扑与多角色菜单动态渲染。</w:t>
+      </w:r>
+    </w:p>
+    <w:p>
+      <w:pPr>
+        <w:spacing w:after="120" w:line="324" w:lineRule="auto"/>
+        <w:snapToGrid w:val="0"/>
+      </w:pPr>
+      <w:r>
+        <w:rPr>
+          <w:rFonts w:ascii="Times New Roman" w:hAnsi="Times New Roman" w:eastAsia="宋体"/>
+          <w:color w:val="000000"/>
+          <w:sz w:val="21"/>
+        </w:rPr>
+        <w:t>6.2 GeoCanvas 自适应矢量坐标画布：针对脱网与教学演示场景，前端自主研发了轻量级离线自适应矢量经纬度坐标投影画布组件。该组件能够动态计算查询所得轨迹点集的最大最小经纬度包围盒（Bounding Box），自动计算缩放比例与中心偏移量，将 WGS84 经纬度无损映射至 HTML5 Canvas 像素坐标，实现高流畅度的轨迹回放、速度调节与 10 分钟时序断点缺口高亮提示。</w:t>
+      </w:r>
+    </w:p>
+    <w:p>
+      <w:pPr>
+        <w:spacing w:after="120" w:line="324" w:lineRule="auto"/>
+        <w:snapToGrid w:val="0"/>
+      </w:pPr>
+      <w:r>
+        <w:rPr>
+          <w:rFonts w:ascii="Times New Roman" w:hAnsi="Times New Roman" w:eastAsia="宋体"/>
+          <w:color w:val="000000"/>
+          <w:sz w:val="21"/>
+        </w:rPr>
+        <w:t>6.3 SimulationPanel 空间数据模拟引擎：为方便机构演示与测试，前端提供了 SimulationPanel 面板，内置单点微调、直线折线巡视、闭合环形巡逻以及出圈越界返回四大轨迹数学模型，前端生成后即时在画布中呈现矢量预览，确认后一键批量注入后台。</w:t>
       </w:r>
     </w:p>
     <w:sectPr>
